--- a/TryHackMe/vulnerability-capstone/writeup.docx
+++ b/TryHackMe/vulnerability-capstone/writeup.docx
@@ -33,7 +33,7 @@
                     <pic:cNvPicPr/>
                   </pic:nvPicPr>
                   <pic:blipFill>
-                    <a:blip r:embed="rId7">
+                    <a:blip r:embed="rId8">
                       <a:extLst>
                         <a:ext uri="{28A0092B-C50C-407E-A947-70E740481C1C}">
                           <a14:useLocalDpi xmlns:a14="http://schemas.microsoft.com/office/drawing/2010/main" val="0"/>
@@ -102,7 +102,23 @@
           <w:sz w:val="32"/>
           <w:szCs w:val="32"/>
         </w:rPr>
-        <w:t>Título do CTF – Plataforma</w:t>
+        <w:t xml:space="preserve">Vulnerability Capstone </w:t>
+      </w:r>
+      <w:r>
+        <w:rPr>
+          <w:rFonts w:ascii="Arial" w:eastAsia="Arial" w:hAnsi="Arial" w:cs="Arial"/>
+          <w:sz w:val="32"/>
+          <w:szCs w:val="32"/>
+        </w:rPr>
+        <w:t xml:space="preserve">– </w:t>
+      </w:r>
+      <w:r>
+        <w:rPr>
+          <w:rFonts w:ascii="Arial" w:eastAsia="Arial" w:hAnsi="Arial" w:cs="Arial"/>
+          <w:sz w:val="32"/>
+          <w:szCs w:val="32"/>
+        </w:rPr>
+        <w:t>TryHackMe</w:t>
       </w:r>
     </w:p>
     <w:p>
@@ -206,8 +222,6 @@
             <w:pPr>
               <w:rPr>
                 <w:rFonts w:ascii="Arial" w:eastAsia="Arial" w:hAnsi="Arial" w:cs="Arial"/>
-                <w:b/>
-                <w:bCs/>
                 <w:sz w:val="24"/>
                 <w:szCs w:val="24"/>
                 <w:lang w:val="en-US"/>
@@ -218,19 +232,27 @@
                 <w:rFonts w:ascii="Arial" w:eastAsia="Arial" w:hAnsi="Arial" w:cs="Arial"/>
                 <w:sz w:val="24"/>
                 <w:szCs w:val="24"/>
-              </w:rPr>
-              <w:t xml:space="preserve">CTF de estudo – </w:t>
-            </w:r>
-            <w:r>
-              <w:rPr>
-                <w:rFonts w:ascii="Arial" w:eastAsia="Arial" w:hAnsi="Arial" w:cs="Arial"/>
-                <w:b/>
-                <w:bCs/>
-                <w:sz w:val="24"/>
-                <w:szCs w:val="24"/>
                 <w:lang w:val="en-US"/>
               </w:rPr>
               <w:t>Vulnerability Capstone</w:t>
+            </w:r>
+            <w:r>
+              <w:rPr>
+                <w:rFonts w:ascii="Arial" w:eastAsia="Arial" w:hAnsi="Arial" w:cs="Arial"/>
+                <w:sz w:val="24"/>
+                <w:szCs w:val="24"/>
+                <w:lang w:val="en-US"/>
+              </w:rPr>
+              <w:t xml:space="preserve"> - </w:t>
+            </w:r>
+            <w:r>
+              <w:rPr>
+                <w:rFonts w:ascii="Arial" w:eastAsia="Arial" w:hAnsi="Arial" w:cs="Arial"/>
+                <w:sz w:val="24"/>
+                <w:szCs w:val="24"/>
+                <w:lang w:val="en-US"/>
+              </w:rPr>
+              <w:t>Guilherme Ronca</w:t>
             </w:r>
           </w:p>
         </w:tc>
@@ -336,7 +358,31 @@
                 <w:sz w:val="24"/>
                 <w:szCs w:val="24"/>
               </w:rPr>
-              <w:t>8/9/2025</w:t>
+              <w:t>0</w:t>
+            </w:r>
+            <w:r>
+              <w:rPr>
+                <w:rFonts w:ascii="Arial" w:eastAsia="Arial" w:hAnsi="Arial" w:cs="Arial"/>
+                <w:sz w:val="24"/>
+                <w:szCs w:val="24"/>
+              </w:rPr>
+              <w:t>8/</w:t>
+            </w:r>
+            <w:r>
+              <w:rPr>
+                <w:rFonts w:ascii="Arial" w:eastAsia="Arial" w:hAnsi="Arial" w:cs="Arial"/>
+                <w:sz w:val="24"/>
+                <w:szCs w:val="24"/>
+              </w:rPr>
+              <w:t>0</w:t>
+            </w:r>
+            <w:r>
+              <w:rPr>
+                <w:rFonts w:ascii="Arial" w:eastAsia="Arial" w:hAnsi="Arial" w:cs="Arial"/>
+                <w:sz w:val="24"/>
+                <w:szCs w:val="24"/>
+              </w:rPr>
+              <w:t>9/2025</w:t>
             </w:r>
           </w:p>
         </w:tc>
@@ -473,8 +519,9 @@
                 <w:rFonts w:ascii="Arial" w:eastAsia="Arial" w:hAnsi="Arial" w:cs="Arial"/>
                 <w:sz w:val="24"/>
                 <w:szCs w:val="24"/>
-              </w:rPr>
-              <w:t>Nome do realizador</w:t>
+                <w:lang w:val="en-US"/>
+              </w:rPr>
+              <w:t>Guilherme Ronca</w:t>
             </w:r>
           </w:p>
         </w:tc>
@@ -497,7 +544,7 @@
                 <w:sz w:val="24"/>
                 <w:szCs w:val="24"/>
               </w:rPr>
-              <w:t>Guilherme Ronca</w:t>
+              <w:t>Estudante</w:t>
             </w:r>
           </w:p>
         </w:tc>
@@ -550,7 +597,7 @@
                 <w:sz w:val="24"/>
                 <w:szCs w:val="24"/>
               </w:rPr>
-              <w:t>Nome do revisor</w:t>
+              <w:t>Larissa Gomes</w:t>
             </w:r>
           </w:p>
         </w:tc>
@@ -626,7 +673,7 @@
                 <w:sz w:val="24"/>
                 <w:szCs w:val="24"/>
               </w:rPr>
-              <w:t>Nome do aprovador</w:t>
+              <w:t>Larissa Gomes</w:t>
             </w:r>
           </w:p>
         </w:tc>
@@ -846,7 +893,31 @@
                 <w:sz w:val="24"/>
                 <w:szCs w:val="24"/>
               </w:rPr>
-              <w:t>DD/MM/AAAA</w:t>
+              <w:t>0</w:t>
+            </w:r>
+            <w:r>
+              <w:rPr>
+                <w:rFonts w:ascii="Arial" w:eastAsia="Arial" w:hAnsi="Arial" w:cs="Arial"/>
+                <w:sz w:val="24"/>
+                <w:szCs w:val="24"/>
+              </w:rPr>
+              <w:t>8/</w:t>
+            </w:r>
+            <w:r>
+              <w:rPr>
+                <w:rFonts w:ascii="Arial" w:eastAsia="Arial" w:hAnsi="Arial" w:cs="Arial"/>
+                <w:sz w:val="24"/>
+                <w:szCs w:val="24"/>
+              </w:rPr>
+              <w:t>0</w:t>
+            </w:r>
+            <w:r>
+              <w:rPr>
+                <w:rFonts w:ascii="Arial" w:eastAsia="Arial" w:hAnsi="Arial" w:cs="Arial"/>
+                <w:sz w:val="24"/>
+                <w:szCs w:val="24"/>
+              </w:rPr>
+              <w:t>9/2025</w:t>
             </w:r>
           </w:p>
         </w:tc>
@@ -922,7 +993,7 @@
                 <w:sz w:val="24"/>
                 <w:szCs w:val="24"/>
               </w:rPr>
-              <w:t>DD/MM/AAAA</w:t>
+              <w:t>21/03/2026</w:t>
             </w:r>
           </w:p>
         </w:tc>
@@ -998,7 +1069,7 @@
                 <w:sz w:val="24"/>
                 <w:szCs w:val="24"/>
               </w:rPr>
-              <w:t>DD/MM/AAAA</w:t>
+              <w:t>21/03/2026</w:t>
             </w:r>
           </w:p>
         </w:tc>
@@ -1424,442 +1495,378 @@
     </w:p>
     <w:p>
       <w:pPr>
-        <w:keepNext/>
-        <w:keepLines/>
-        <w:pBdr>
-          <w:top w:val="nil"/>
-          <w:left w:val="nil"/>
-          <w:bottom w:val="nil"/>
-          <w:right w:val="nil"/>
-          <w:between w:val="nil"/>
-        </w:pBdr>
-        <w:spacing w:before="240" w:after="0"/>
+        <w:pStyle w:val="TtuloGuardian"/>
+      </w:pPr>
+      <w:r>
+        <w:t xml:space="preserve">Sumário </w:t>
+      </w:r>
+    </w:p>
+    <w:p>
+      <w:pPr>
+        <w:pStyle w:val="Sumrio1"/>
+        <w:tabs>
+          <w:tab w:val="right" w:leader="underscore" w:pos="8494"/>
+        </w:tabs>
+        <w:rPr>
+          <w:rFonts w:eastAsiaTheme="minorEastAsia" w:cstheme="minorBidi"/>
+          <w:b w:val="0"/>
+          <w:bCs w:val="0"/>
+          <w:i w:val="0"/>
+          <w:iCs w:val="0"/>
+          <w:noProof/>
+          <w:kern w:val="2"/>
+          <w14:ligatures w14:val="standardContextual"/>
+        </w:rPr>
+      </w:pPr>
+      <w:r>
+        <w:rPr>
+          <w:rFonts w:ascii="Arial" w:eastAsia="Arial" w:hAnsi="Arial" w:cs="Arial"/>
+          <w:b w:val="0"/>
+        </w:rPr>
+        <w:fldChar w:fldCharType="begin"/>
+      </w:r>
+      <w:r>
+        <w:rPr>
+          <w:rFonts w:ascii="Arial" w:eastAsia="Arial" w:hAnsi="Arial" w:cs="Arial"/>
+          <w:b w:val="0"/>
+        </w:rPr>
+        <w:instrText xml:space="preserve"> TOC \o "1-2" \h \z \u </w:instrText>
+      </w:r>
+      <w:r>
+        <w:rPr>
+          <w:rFonts w:ascii="Arial" w:eastAsia="Arial" w:hAnsi="Arial" w:cs="Arial"/>
+          <w:b w:val="0"/>
+        </w:rPr>
+        <w:fldChar w:fldCharType="separate"/>
+      </w:r>
+      <w:hyperlink w:anchor="_Toc225001614" w:history="1">
+        <w:r>
+          <w:rPr>
+            <w:rStyle w:val="Hyperlink"/>
+            <w:noProof/>
+          </w:rPr>
+          <w:t>Contextualiz</w:t>
+        </w:r>
+        <w:r>
+          <w:rPr>
+            <w:rStyle w:val="Hyperlink"/>
+            <w:noProof/>
+          </w:rPr>
+          <w:t>a</w:t>
+        </w:r>
+        <w:r>
+          <w:rPr>
+            <w:rStyle w:val="Hyperlink"/>
+            <w:noProof/>
+          </w:rPr>
+          <w:t>ção</w:t>
+        </w:r>
+        <w:r>
+          <w:rPr>
+            <w:noProof/>
+            <w:webHidden/>
+          </w:rPr>
+          <w:tab/>
+        </w:r>
+        <w:r>
+          <w:rPr>
+            <w:noProof/>
+            <w:webHidden/>
+          </w:rPr>
+          <w:fldChar w:fldCharType="begin"/>
+        </w:r>
+        <w:r>
+          <w:rPr>
+            <w:noProof/>
+            <w:webHidden/>
+          </w:rPr>
+          <w:instrText xml:space="preserve"> PAGEREF _Toc225001614 \h </w:instrText>
+        </w:r>
+        <w:r>
+          <w:rPr>
+            <w:noProof/>
+            <w:webHidden/>
+          </w:rPr>
+        </w:r>
+        <w:r>
+          <w:rPr>
+            <w:noProof/>
+            <w:webHidden/>
+          </w:rPr>
+          <w:fldChar w:fldCharType="separate"/>
+        </w:r>
+        <w:r>
+          <w:rPr>
+            <w:noProof/>
+            <w:webHidden/>
+          </w:rPr>
+          <w:t>2</w:t>
+        </w:r>
+        <w:r>
+          <w:rPr>
+            <w:noProof/>
+            <w:webHidden/>
+          </w:rPr>
+          <w:fldChar w:fldCharType="end"/>
+        </w:r>
+      </w:hyperlink>
+    </w:p>
+    <w:p>
+      <w:pPr>
+        <w:pStyle w:val="Sumrio1"/>
+        <w:tabs>
+          <w:tab w:val="right" w:leader="underscore" w:pos="8494"/>
+        </w:tabs>
+        <w:rPr>
+          <w:rFonts w:eastAsiaTheme="minorEastAsia" w:cstheme="minorBidi"/>
+          <w:b w:val="0"/>
+          <w:bCs w:val="0"/>
+          <w:i w:val="0"/>
+          <w:iCs w:val="0"/>
+          <w:noProof/>
+          <w:kern w:val="2"/>
+          <w14:ligatures w14:val="standardContextual"/>
+        </w:rPr>
+      </w:pPr>
+      <w:hyperlink w:anchor="_Toc225001615" w:history="1">
+        <w:r>
+          <w:rPr>
+            <w:rStyle w:val="Hyperlink"/>
+            <w:noProof/>
+          </w:rPr>
+          <w:t>Desenvolvimento</w:t>
+        </w:r>
+        <w:r>
+          <w:rPr>
+            <w:noProof/>
+            <w:webHidden/>
+          </w:rPr>
+          <w:tab/>
+        </w:r>
+        <w:r>
+          <w:rPr>
+            <w:noProof/>
+            <w:webHidden/>
+          </w:rPr>
+          <w:fldChar w:fldCharType="begin"/>
+        </w:r>
+        <w:r>
+          <w:rPr>
+            <w:noProof/>
+            <w:webHidden/>
+          </w:rPr>
+          <w:instrText xml:space="preserve"> PAGEREF _Toc225001615 \h </w:instrText>
+        </w:r>
+        <w:r>
+          <w:rPr>
+            <w:noProof/>
+            <w:webHidden/>
+          </w:rPr>
+        </w:r>
+        <w:r>
+          <w:rPr>
+            <w:noProof/>
+            <w:webHidden/>
+          </w:rPr>
+          <w:fldChar w:fldCharType="separate"/>
+        </w:r>
+        <w:r>
+          <w:rPr>
+            <w:noProof/>
+            <w:webHidden/>
+          </w:rPr>
+          <w:t>3</w:t>
+        </w:r>
+        <w:r>
+          <w:rPr>
+            <w:noProof/>
+            <w:webHidden/>
+          </w:rPr>
+          <w:fldChar w:fldCharType="end"/>
+        </w:r>
+      </w:hyperlink>
+    </w:p>
+    <w:p>
+      <w:pPr>
+        <w:pStyle w:val="Sumrio1"/>
+        <w:tabs>
+          <w:tab w:val="right" w:leader="underscore" w:pos="8494"/>
+        </w:tabs>
+        <w:rPr>
+          <w:rFonts w:eastAsiaTheme="minorEastAsia" w:cstheme="minorBidi"/>
+          <w:b w:val="0"/>
+          <w:bCs w:val="0"/>
+          <w:i w:val="0"/>
+          <w:iCs w:val="0"/>
+          <w:noProof/>
+          <w:kern w:val="2"/>
+          <w14:ligatures w14:val="standardContextual"/>
+        </w:rPr>
+      </w:pPr>
+      <w:hyperlink w:anchor="_Toc225001616" w:history="1">
+        <w:r>
+          <w:rPr>
+            <w:rStyle w:val="Hyperlink"/>
+            <w:noProof/>
+          </w:rPr>
+          <w:t>Conclusão</w:t>
+        </w:r>
+        <w:r>
+          <w:rPr>
+            <w:noProof/>
+            <w:webHidden/>
+          </w:rPr>
+          <w:tab/>
+        </w:r>
+        <w:r>
+          <w:rPr>
+            <w:noProof/>
+            <w:webHidden/>
+          </w:rPr>
+          <w:fldChar w:fldCharType="begin"/>
+        </w:r>
+        <w:r>
+          <w:rPr>
+            <w:noProof/>
+            <w:webHidden/>
+          </w:rPr>
+          <w:instrText xml:space="preserve"> PAGEREF _Toc225001616 \h </w:instrText>
+        </w:r>
+        <w:r>
+          <w:rPr>
+            <w:noProof/>
+            <w:webHidden/>
+          </w:rPr>
+        </w:r>
+        <w:r>
+          <w:rPr>
+            <w:noProof/>
+            <w:webHidden/>
+          </w:rPr>
+          <w:fldChar w:fldCharType="separate"/>
+        </w:r>
+        <w:r>
+          <w:rPr>
+            <w:noProof/>
+            <w:webHidden/>
+          </w:rPr>
+          <w:t>7</w:t>
+        </w:r>
+        <w:r>
+          <w:rPr>
+            <w:noProof/>
+            <w:webHidden/>
+          </w:rPr>
+          <w:fldChar w:fldCharType="end"/>
+        </w:r>
+      </w:hyperlink>
+    </w:p>
+    <w:p>
+      <w:pPr>
+        <w:pStyle w:val="Sumrio1"/>
+        <w:tabs>
+          <w:tab w:val="right" w:leader="underscore" w:pos="8494"/>
+        </w:tabs>
+        <w:rPr>
+          <w:rFonts w:eastAsiaTheme="minorEastAsia" w:cstheme="minorBidi"/>
+          <w:b w:val="0"/>
+          <w:bCs w:val="0"/>
+          <w:i w:val="0"/>
+          <w:iCs w:val="0"/>
+          <w:noProof/>
+          <w:kern w:val="2"/>
+          <w14:ligatures w14:val="standardContextual"/>
+        </w:rPr>
+      </w:pPr>
+      <w:hyperlink w:anchor="_Toc225001617" w:history="1">
+        <w:r>
+          <w:rPr>
+            <w:rStyle w:val="Hyperlink"/>
+            <w:noProof/>
+          </w:rPr>
+          <w:t>Referências</w:t>
+        </w:r>
+        <w:r>
+          <w:rPr>
+            <w:noProof/>
+            <w:webHidden/>
+          </w:rPr>
+          <w:tab/>
+        </w:r>
+        <w:r>
+          <w:rPr>
+            <w:noProof/>
+            <w:webHidden/>
+          </w:rPr>
+          <w:fldChar w:fldCharType="begin"/>
+        </w:r>
+        <w:r>
+          <w:rPr>
+            <w:noProof/>
+            <w:webHidden/>
+          </w:rPr>
+          <w:instrText xml:space="preserve"> PAGEREF _Toc225001617 \h </w:instrText>
+        </w:r>
+        <w:r>
+          <w:rPr>
+            <w:noProof/>
+            <w:webHidden/>
+          </w:rPr>
+        </w:r>
+        <w:r>
+          <w:rPr>
+            <w:noProof/>
+            <w:webHidden/>
+          </w:rPr>
+          <w:fldChar w:fldCharType="separate"/>
+        </w:r>
+        <w:r>
+          <w:rPr>
+            <w:noProof/>
+            <w:webHidden/>
+          </w:rPr>
+          <w:t>7</w:t>
+        </w:r>
+        <w:r>
+          <w:rPr>
+            <w:noProof/>
+            <w:webHidden/>
+          </w:rPr>
+          <w:fldChar w:fldCharType="end"/>
+        </w:r>
+      </w:hyperlink>
+    </w:p>
+    <w:p>
+      <w:pPr>
         <w:rPr>
           <w:rFonts w:ascii="Arial" w:eastAsia="Arial" w:hAnsi="Arial" w:cs="Arial"/>
           <w:b/>
-          <w:color w:val="000000"/>
-          <w:sz w:val="32"/>
-          <w:szCs w:val="32"/>
+          <w:sz w:val="24"/>
+          <w:szCs w:val="24"/>
         </w:rPr>
       </w:pPr>
       <w:r>
         <w:rPr>
           <w:rFonts w:ascii="Arial" w:eastAsia="Arial" w:hAnsi="Arial" w:cs="Arial"/>
           <w:b/>
-          <w:color w:val="000000"/>
-          <w:sz w:val="32"/>
-          <w:szCs w:val="32"/>
-        </w:rPr>
-        <w:t>Sumário</w:t>
-      </w:r>
-    </w:p>
-    <w:sdt>
-      <w:sdtPr>
-        <w:id w:val="2074159227"/>
-        <w:docPartObj>
-          <w:docPartGallery w:val="Table of Contents"/>
-          <w:docPartUnique/>
-        </w:docPartObj>
-      </w:sdtPr>
-      <w:sdtContent>
-        <w:p>
-          <w:pPr>
-            <w:pBdr>
-              <w:top w:val="nil"/>
-              <w:left w:val="nil"/>
-              <w:bottom w:val="nil"/>
-              <w:right w:val="nil"/>
-              <w:between w:val="nil"/>
-            </w:pBdr>
-            <w:tabs>
-              <w:tab w:val="right" w:pos="8494"/>
-            </w:tabs>
-            <w:spacing w:after="100"/>
-            <w:rPr>
-              <w:color w:val="000000"/>
-              <w:sz w:val="24"/>
-              <w:szCs w:val="24"/>
-            </w:rPr>
-          </w:pPr>
-          <w:r>
-            <w:fldChar w:fldCharType="begin"/>
-          </w:r>
-          <w:r>
-            <w:instrText xml:space="preserve"> TOC \h \u \z \t "Heading 1,1,Heading 2,2,Heading 3,3,"</w:instrText>
-          </w:r>
-          <w:r>
-            <w:fldChar w:fldCharType="separate"/>
-          </w:r>
-          <w:hyperlink w:anchor="_heading=h.gjdgxs">
-            <w:r>
-              <w:rPr>
-                <w:color w:val="000000"/>
-              </w:rPr>
-              <w:t>Contextualização</w:t>
-            </w:r>
-            <w:r>
-              <w:rPr>
-                <w:color w:val="000000"/>
-              </w:rPr>
-              <w:tab/>
-              <w:t>3</w:t>
-            </w:r>
-          </w:hyperlink>
-        </w:p>
-        <w:p>
-          <w:pPr>
-            <w:pBdr>
-              <w:top w:val="nil"/>
-              <w:left w:val="nil"/>
-              <w:bottom w:val="nil"/>
-              <w:right w:val="nil"/>
-              <w:between w:val="nil"/>
-            </w:pBdr>
-            <w:tabs>
-              <w:tab w:val="right" w:pos="8494"/>
-            </w:tabs>
-            <w:spacing w:after="100"/>
-            <w:ind w:left="220"/>
-            <w:rPr>
-              <w:color w:val="000000"/>
-              <w:sz w:val="24"/>
-              <w:szCs w:val="24"/>
-            </w:rPr>
-          </w:pPr>
-          <w:hyperlink w:anchor="_heading=h.30j0zll">
-            <w:r>
-              <w:rPr>
-                <w:color w:val="000000"/>
-              </w:rPr>
-              <w:t>Subtítulo caso necessário</w:t>
-            </w:r>
-            <w:r>
-              <w:rPr>
-                <w:color w:val="000000"/>
-              </w:rPr>
-              <w:tab/>
-              <w:t>3</w:t>
-            </w:r>
-          </w:hyperlink>
-        </w:p>
-        <w:p>
-          <w:pPr>
-            <w:pBdr>
-              <w:top w:val="nil"/>
-              <w:left w:val="nil"/>
-              <w:bottom w:val="nil"/>
-              <w:right w:val="nil"/>
-              <w:between w:val="nil"/>
-            </w:pBdr>
-            <w:tabs>
-              <w:tab w:val="right" w:pos="8494"/>
-            </w:tabs>
-            <w:spacing w:after="100"/>
-            <w:rPr>
-              <w:color w:val="000000"/>
-              <w:sz w:val="24"/>
-              <w:szCs w:val="24"/>
-            </w:rPr>
-          </w:pPr>
-          <w:hyperlink w:anchor="_heading=h.1fob9te">
-            <w:r>
-              <w:rPr>
-                <w:color w:val="000000"/>
-              </w:rPr>
-              <w:t>Desenvolvimento</w:t>
-            </w:r>
-            <w:r>
-              <w:rPr>
-                <w:color w:val="000000"/>
-              </w:rPr>
-              <w:tab/>
-              <w:t>3</w:t>
-            </w:r>
-          </w:hyperlink>
-        </w:p>
-        <w:p>
-          <w:pPr>
-            <w:pBdr>
-              <w:top w:val="nil"/>
-              <w:left w:val="nil"/>
-              <w:bottom w:val="nil"/>
-              <w:right w:val="nil"/>
-              <w:between w:val="nil"/>
-            </w:pBdr>
-            <w:tabs>
-              <w:tab w:val="right" w:pos="8494"/>
-            </w:tabs>
-            <w:spacing w:after="100"/>
-            <w:rPr>
-              <w:color w:val="000000"/>
-              <w:sz w:val="24"/>
-              <w:szCs w:val="24"/>
-            </w:rPr>
-          </w:pPr>
-          <w:hyperlink w:anchor="_heading=h.1t3h5sf">
-            <w:r>
-              <w:rPr>
-                <w:color w:val="000000"/>
-              </w:rPr>
-              <w:t>Conclusão</w:t>
-            </w:r>
-            <w:r>
-              <w:rPr>
-                <w:color w:val="000000"/>
-              </w:rPr>
-              <w:tab/>
-            </w:r>
-            <w:r>
-              <w:rPr>
-                <w:color w:val="000000"/>
-              </w:rPr>
-              <w:t>7</w:t>
-            </w:r>
-          </w:hyperlink>
-        </w:p>
-        <w:p>
-          <w:pPr>
-            <w:pBdr>
-              <w:top w:val="nil"/>
-              <w:left w:val="nil"/>
-              <w:bottom w:val="nil"/>
-              <w:right w:val="nil"/>
-              <w:between w:val="nil"/>
-            </w:pBdr>
-            <w:tabs>
-              <w:tab w:val="right" w:pos="8494"/>
-            </w:tabs>
-            <w:spacing w:after="100"/>
-            <w:rPr>
-              <w:color w:val="000000"/>
-              <w:sz w:val="24"/>
-              <w:szCs w:val="24"/>
-            </w:rPr>
-          </w:pPr>
-          <w:hyperlink w:anchor="_heading=h.4d34og8">
-            <w:r>
-              <w:rPr>
-                <w:color w:val="000000"/>
-              </w:rPr>
-              <w:t>Referências</w:t>
-            </w:r>
-            <w:r>
-              <w:rPr>
-                <w:color w:val="000000"/>
-              </w:rPr>
-              <w:tab/>
-            </w:r>
-            <w:r>
-              <w:rPr>
-                <w:color w:val="000000"/>
-              </w:rPr>
-              <w:t>7</w:t>
-            </w:r>
-          </w:hyperlink>
-        </w:p>
-        <w:p>
-          <w:r>
-            <w:fldChar w:fldCharType="end"/>
-          </w:r>
-        </w:p>
-      </w:sdtContent>
-    </w:sdt>
-    <w:p>
-      <w:pPr>
-        <w:rPr>
-          <w:rFonts w:ascii="Arial" w:eastAsia="Arial" w:hAnsi="Arial" w:cs="Arial"/>
-          <w:b/>
-          <w:sz w:val="24"/>
-          <w:szCs w:val="24"/>
-        </w:rPr>
-      </w:pPr>
-    </w:p>
-    <w:p>
-      <w:pPr>
-        <w:rPr>
-          <w:rFonts w:ascii="Arial" w:eastAsia="Arial" w:hAnsi="Arial" w:cs="Arial"/>
-          <w:b/>
-          <w:sz w:val="24"/>
-          <w:szCs w:val="24"/>
-        </w:rPr>
-      </w:pPr>
-    </w:p>
-    <w:p>
-      <w:pPr>
-        <w:rPr>
-          <w:rFonts w:ascii="Arial" w:eastAsia="Arial" w:hAnsi="Arial" w:cs="Arial"/>
-          <w:b/>
-          <w:sz w:val="24"/>
-          <w:szCs w:val="24"/>
-        </w:rPr>
-      </w:pPr>
-    </w:p>
-    <w:p>
-      <w:pPr>
-        <w:rPr>
-          <w:rFonts w:ascii="Arial" w:eastAsia="Arial" w:hAnsi="Arial" w:cs="Arial"/>
-          <w:b/>
-          <w:sz w:val="24"/>
-          <w:szCs w:val="24"/>
-        </w:rPr>
-      </w:pPr>
-    </w:p>
-    <w:p>
-      <w:pPr>
-        <w:rPr>
-          <w:rFonts w:ascii="Arial" w:eastAsia="Arial" w:hAnsi="Arial" w:cs="Arial"/>
-          <w:b/>
-          <w:sz w:val="24"/>
-          <w:szCs w:val="24"/>
-        </w:rPr>
-      </w:pPr>
-    </w:p>
-    <w:p>
-      <w:pPr>
-        <w:rPr>
-          <w:rFonts w:ascii="Arial" w:eastAsia="Arial" w:hAnsi="Arial" w:cs="Arial"/>
-          <w:b/>
-          <w:sz w:val="24"/>
-          <w:szCs w:val="24"/>
-        </w:rPr>
-      </w:pPr>
-    </w:p>
-    <w:p>
-      <w:pPr>
-        <w:rPr>
-          <w:rFonts w:ascii="Arial" w:eastAsia="Arial" w:hAnsi="Arial" w:cs="Arial"/>
-          <w:b/>
-          <w:sz w:val="24"/>
-          <w:szCs w:val="24"/>
-        </w:rPr>
-      </w:pPr>
-    </w:p>
-    <w:p>
-      <w:pPr>
-        <w:rPr>
-          <w:rFonts w:ascii="Arial" w:eastAsia="Arial" w:hAnsi="Arial" w:cs="Arial"/>
-          <w:b/>
-          <w:sz w:val="24"/>
-          <w:szCs w:val="24"/>
-        </w:rPr>
-      </w:pPr>
-    </w:p>
-    <w:p>
-      <w:pPr>
-        <w:rPr>
-          <w:rFonts w:ascii="Arial" w:eastAsia="Arial" w:hAnsi="Arial" w:cs="Arial"/>
-          <w:b/>
-          <w:sz w:val="24"/>
-          <w:szCs w:val="24"/>
-        </w:rPr>
-      </w:pPr>
-    </w:p>
-    <w:p>
-      <w:pPr>
-        <w:rPr>
-          <w:rFonts w:ascii="Arial" w:eastAsia="Arial" w:hAnsi="Arial" w:cs="Arial"/>
-          <w:b/>
-          <w:sz w:val="24"/>
-          <w:szCs w:val="24"/>
-        </w:rPr>
-      </w:pPr>
-    </w:p>
-    <w:p>
-      <w:pPr>
-        <w:rPr>
-          <w:rFonts w:ascii="Arial" w:eastAsia="Arial" w:hAnsi="Arial" w:cs="Arial"/>
-          <w:b/>
-          <w:sz w:val="24"/>
-          <w:szCs w:val="24"/>
-        </w:rPr>
-      </w:pPr>
-    </w:p>
-    <w:p>
-      <w:pPr>
-        <w:rPr>
-          <w:rFonts w:ascii="Arial" w:eastAsia="Arial" w:hAnsi="Arial" w:cs="Arial"/>
-          <w:b/>
-          <w:sz w:val="24"/>
-          <w:szCs w:val="24"/>
-        </w:rPr>
-      </w:pPr>
-    </w:p>
-    <w:p>
-      <w:pPr>
-        <w:rPr>
-          <w:rFonts w:ascii="Arial" w:eastAsia="Arial" w:hAnsi="Arial" w:cs="Arial"/>
-          <w:b/>
-          <w:sz w:val="24"/>
-          <w:szCs w:val="24"/>
-        </w:rPr>
-      </w:pPr>
-    </w:p>
-    <w:p>
-      <w:pPr>
-        <w:rPr>
-          <w:rFonts w:ascii="Arial" w:eastAsia="Arial" w:hAnsi="Arial" w:cs="Arial"/>
-          <w:b/>
-          <w:sz w:val="24"/>
-          <w:szCs w:val="24"/>
-        </w:rPr>
-      </w:pPr>
-    </w:p>
-    <w:p>
-      <w:pPr>
-        <w:pBdr>
-          <w:top w:val="nil"/>
-          <w:left w:val="nil"/>
-          <w:bottom w:val="nil"/>
-          <w:right w:val="nil"/>
-          <w:between w:val="nil"/>
-        </w:pBdr>
-        <w:spacing w:after="0" w:line="360" w:lineRule="auto"/>
-        <w:rPr>
-          <w:rFonts w:ascii="Arial" w:eastAsia="Arial" w:hAnsi="Arial" w:cs="Arial"/>
-          <w:b/>
-          <w:smallCaps/>
-          <w:color w:val="000000"/>
-          <w:sz w:val="32"/>
-          <w:szCs w:val="32"/>
-        </w:rPr>
-      </w:pPr>
-      <w:bookmarkStart w:id="0" w:name="_heading=h.gjdgxs" w:colFirst="0" w:colLast="0"/>
+          <w:sz w:val="24"/>
+          <w:szCs w:val="24"/>
+        </w:rPr>
+        <w:fldChar w:fldCharType="end"/>
+      </w:r>
+    </w:p>
+    <w:p>
+      <w:pPr>
+        <w:pStyle w:val="TtuloGuardian"/>
+      </w:pPr>
+      <w:bookmarkStart w:id="0" w:name="_Toc225001614"/>
+      <w:r>
+        <w:t>Contextualização</w:t>
+      </w:r>
       <w:bookmarkEnd w:id="0"/>
     </w:p>
     <w:p>
       <w:pPr>
-        <w:pBdr>
-          <w:top w:val="nil"/>
-          <w:left w:val="nil"/>
-          <w:bottom w:val="nil"/>
-          <w:right w:val="nil"/>
-          <w:between w:val="nil"/>
-        </w:pBdr>
-        <w:spacing w:after="0" w:line="360" w:lineRule="auto"/>
-        <w:rPr>
-          <w:rFonts w:ascii="Arial" w:eastAsia="Arial" w:hAnsi="Arial" w:cs="Arial"/>
-          <w:b/>
-          <w:smallCaps/>
-          <w:color w:val="000000"/>
-          <w:sz w:val="32"/>
-          <w:szCs w:val="32"/>
-        </w:rPr>
-      </w:pPr>
-      <w:r>
-        <w:rPr>
-          <w:rFonts w:ascii="Arial" w:eastAsia="Arial" w:hAnsi="Arial" w:cs="Arial"/>
-          <w:b/>
-          <w:smallCaps/>
-          <w:color w:val="000000"/>
-          <w:sz w:val="32"/>
-          <w:szCs w:val="32"/>
-        </w:rPr>
-        <w:lastRenderedPageBreak/>
-        <w:t>Contextualização</w:t>
-      </w:r>
-    </w:p>
-    <w:p>
-      <w:pPr>
         <w:ind w:firstLine="720"/>
         <w:rPr>
           <w:rFonts w:ascii="Arial" w:eastAsia="Arial" w:hAnsi="Arial" w:cs="Arial"/>
@@ -1889,72 +1896,39 @@
           <w:sz w:val="24"/>
           <w:szCs w:val="24"/>
         </w:rPr>
-        <w:t xml:space="preserve"> com o intuíto de de invadir sistemas em risco</w:t>
-      </w:r>
-      <w:r>
-        <w:rPr>
-          <w:rFonts w:ascii="Arial" w:eastAsia="Arial" w:hAnsi="Arial" w:cs="Arial"/>
-          <w:sz w:val="24"/>
-          <w:szCs w:val="24"/>
-        </w:rPr>
-        <w:t>.</w:t>
-      </w:r>
-    </w:p>
-    <w:p>
-      <w:pPr>
-        <w:rPr>
-          <w:rFonts w:ascii="Arial" w:eastAsia="Arial" w:hAnsi="Arial" w:cs="Arial"/>
-          <w:sz w:val="24"/>
-          <w:szCs w:val="24"/>
-        </w:rPr>
-      </w:pPr>
-      <w:bookmarkStart w:id="1" w:name="_heading=h.30j0zll" w:colFirst="0" w:colLast="0"/>
+        <w:t xml:space="preserve"> com o intuíto de de invadir sistemas em risco.</w:t>
+      </w:r>
+    </w:p>
+    <w:p>
+      <w:pPr>
+        <w:rPr>
+          <w:rFonts w:ascii="Arial" w:eastAsia="Arial" w:hAnsi="Arial" w:cs="Arial"/>
+          <w:sz w:val="24"/>
+          <w:szCs w:val="24"/>
+        </w:rPr>
+      </w:pPr>
+    </w:p>
+    <w:p>
+      <w:pPr>
+        <w:pStyle w:val="TtuloGuardian"/>
+      </w:pPr>
+      <w:bookmarkStart w:id="1" w:name="_Toc225001615"/>
+      <w:r>
+        <w:t>Desenvolvimento</w:t>
+      </w:r>
       <w:bookmarkEnd w:id="1"/>
     </w:p>
     <w:p>
       <w:pPr>
-        <w:pBdr>
-          <w:top w:val="nil"/>
-          <w:left w:val="nil"/>
-          <w:bottom w:val="nil"/>
-          <w:right w:val="nil"/>
-          <w:between w:val="nil"/>
-        </w:pBdr>
-        <w:spacing w:after="0" w:line="360" w:lineRule="auto"/>
-        <w:rPr>
-          <w:rFonts w:ascii="Arial" w:eastAsia="Arial" w:hAnsi="Arial" w:cs="Arial"/>
-          <w:b/>
-          <w:smallCaps/>
-          <w:color w:val="000000"/>
-          <w:sz w:val="32"/>
-          <w:szCs w:val="32"/>
-        </w:rPr>
-      </w:pPr>
-      <w:bookmarkStart w:id="2" w:name="_heading=h.1fob9te" w:colFirst="0" w:colLast="0"/>
+        <w:ind w:firstLine="720"/>
+        <w:rPr>
+          <w:rFonts w:ascii="Arial" w:eastAsia="Arial" w:hAnsi="Arial" w:cs="Arial"/>
+          <w:sz w:val="24"/>
+          <w:szCs w:val="24"/>
+        </w:rPr>
+      </w:pPr>
+      <w:bookmarkStart w:id="2" w:name="_heading=h.3znysh7" w:colFirst="0" w:colLast="0"/>
       <w:bookmarkEnd w:id="2"/>
-      <w:r>
-        <w:rPr>
-          <w:rFonts w:ascii="Arial" w:eastAsia="Arial" w:hAnsi="Arial" w:cs="Arial"/>
-          <w:b/>
-          <w:smallCaps/>
-          <w:color w:val="000000"/>
-          <w:sz w:val="32"/>
-          <w:szCs w:val="32"/>
-        </w:rPr>
-        <w:t>Desenvolvimento</w:t>
-      </w:r>
-    </w:p>
-    <w:p>
-      <w:pPr>
-        <w:ind w:firstLine="720"/>
-        <w:rPr>
-          <w:rFonts w:ascii="Arial" w:eastAsia="Arial" w:hAnsi="Arial" w:cs="Arial"/>
-          <w:sz w:val="24"/>
-          <w:szCs w:val="24"/>
-        </w:rPr>
-      </w:pPr>
-      <w:bookmarkStart w:id="3" w:name="_heading=h.3znysh7" w:colFirst="0" w:colLast="0"/>
-      <w:bookmarkEnd w:id="3"/>
       <w:r>
         <w:rPr>
           <w:rFonts w:ascii="Arial" w:eastAsia="Arial" w:hAnsi="Arial" w:cs="Arial"/>
@@ -1995,7 +1969,7 @@
                     <pic:cNvPicPr/>
                   </pic:nvPicPr>
                   <pic:blipFill>
-                    <a:blip r:embed="rId8">
+                    <a:blip r:embed="rId9">
                       <a:extLst>
                         <a:ext uri="{28A0092B-C50C-407E-A947-70E740481C1C}">
                           <a14:useLocalDpi xmlns:a14="http://schemas.microsoft.com/office/drawing/2010/main" val="0"/>
@@ -2051,9 +2025,11 @@
       <w:r>
         <w:rPr>
           <w:rFonts w:ascii="Arial" w:eastAsia="Arial" w:hAnsi="Arial" w:cs="Arial"/>
-          <w:sz w:val="24"/>
-          <w:szCs w:val="24"/>
-        </w:rPr>
+          <w:noProof/>
+          <w:sz w:val="24"/>
+          <w:szCs w:val="24"/>
+        </w:rPr>
+        <w:lastRenderedPageBreak/>
         <w:drawing>
           <wp:inline distT="0" distB="0" distL="0" distR="0" wp14:anchorId="1BBFB2DC" wp14:editId="5C14006E">
             <wp:extent cx="3855720" cy="3417736"/>
@@ -2070,7 +2046,7 @@
                     <pic:cNvPicPr/>
                   </pic:nvPicPr>
                   <pic:blipFill>
-                    <a:blip r:embed="rId9"/>
+                    <a:blip r:embed="rId10"/>
                     <a:stretch>
                       <a:fillRect/>
                     </a:stretch>
@@ -2099,31 +2075,12 @@
           <w:szCs w:val="24"/>
         </w:rPr>
       </w:pPr>
-    </w:p>
-    <w:p>
-      <w:pPr>
-        <w:rPr>
-          <w:rFonts w:ascii="Arial" w:eastAsia="Arial" w:hAnsi="Arial" w:cs="Arial"/>
-          <w:sz w:val="24"/>
-          <w:szCs w:val="24"/>
-        </w:rPr>
-      </w:pPr>
-    </w:p>
-    <w:p>
-      <w:pPr>
-        <w:rPr>
-          <w:rFonts w:ascii="Arial" w:eastAsia="Arial" w:hAnsi="Arial" w:cs="Arial"/>
-          <w:sz w:val="24"/>
-          <w:szCs w:val="24"/>
-        </w:rPr>
-      </w:pPr>
-      <w:r>
-        <w:rPr>
-          <w:rFonts w:ascii="Arial" w:eastAsia="Arial" w:hAnsi="Arial" w:cs="Arial"/>
-          <w:sz w:val="24"/>
-          <w:szCs w:val="24"/>
-        </w:rPr>
-        <w:tab/>
+      <w:r>
+        <w:rPr>
+          <w:rFonts w:ascii="Arial" w:eastAsia="Arial" w:hAnsi="Arial" w:cs="Arial"/>
+          <w:sz w:val="24"/>
+          <w:szCs w:val="24"/>
+        </w:rPr>
         <w:t>Procuro por informações dentro da página e encontro a seguinte:</w:t>
       </w:r>
     </w:p>
@@ -2138,10 +2095,10 @@
       <w:r>
         <w:rPr>
           <w:rFonts w:ascii="Arial" w:eastAsia="Arial" w:hAnsi="Arial" w:cs="Arial"/>
-          <w:sz w:val="24"/>
-          <w:szCs w:val="24"/>
-        </w:rPr>
-        <w:lastRenderedPageBreak/>
+          <w:noProof/>
+          <w:sz w:val="24"/>
+          <w:szCs w:val="24"/>
+        </w:rPr>
         <w:drawing>
           <wp:inline distT="0" distB="0" distL="0" distR="0" wp14:anchorId="0E16D53D" wp14:editId="7E2CC923">
             <wp:extent cx="5400040" cy="1718945"/>
@@ -2158,7 +2115,7 @@
                     <pic:cNvPicPr/>
                   </pic:nvPicPr>
                   <pic:blipFill>
-                    <a:blip r:embed="rId10"/>
+                    <a:blip r:embed="rId11"/>
                     <a:stretch>
                       <a:fillRect/>
                     </a:stretch>
@@ -2193,26 +2150,16 @@
           <w:sz w:val="24"/>
           <w:szCs w:val="24"/>
         </w:rPr>
-        <w:tab/>
         <w:t>Com esse usuário e senha, vou para esse link e preencho os campos.</w:t>
       </w:r>
-    </w:p>
-    <w:p>
-      <w:pPr>
-        <w:rPr>
-          <w:rFonts w:ascii="Arial" w:eastAsia="Arial" w:hAnsi="Arial" w:cs="Arial"/>
-          <w:sz w:val="24"/>
-          <w:szCs w:val="24"/>
-        </w:rPr>
-      </w:pPr>
       <w:r>
         <w:rPr>
           <w:noProof/>
         </w:rPr>
         <w:drawing>
-          <wp:inline distT="0" distB="0" distL="0" distR="0" wp14:anchorId="3786A56F" wp14:editId="31666A0E">
-            <wp:extent cx="5400040" cy="3102610"/>
-            <wp:effectExtent l="0" t="0" r="0" b="2540"/>
+          <wp:inline distT="0" distB="0" distL="0" distR="0" wp14:anchorId="3786A56F" wp14:editId="6B2B8865">
+            <wp:extent cx="4309055" cy="2475781"/>
+            <wp:effectExtent l="0" t="0" r="0" b="1270"/>
             <wp:docPr id="1883766183" name="Picture 1" descr="A screenshot of a computer&#10;&#10;AI-generated content may be incorrect."/>
             <wp:cNvGraphicFramePr>
               <a:graphicFrameLocks xmlns:a="http://schemas.openxmlformats.org/drawingml/2006/main" noChangeAspect="1"/>
@@ -2225,7 +2172,7 @@
                     <pic:cNvPicPr/>
                   </pic:nvPicPr>
                   <pic:blipFill>
-                    <a:blip r:embed="rId11"/>
+                    <a:blip r:embed="rId12"/>
                     <a:stretch>
                       <a:fillRect/>
                     </a:stretch>
@@ -2233,7 +2180,7 @@
                   <pic:spPr>
                     <a:xfrm>
                       <a:off x="0" y="0"/>
-                      <a:ext cx="5400040" cy="3102610"/>
+                      <a:ext cx="4313562" cy="2478371"/>
                     </a:xfrm>
                     <a:prstGeom prst="rect">
                       <a:avLst/>
@@ -2260,6 +2207,7 @@
           <w:sz w:val="24"/>
           <w:szCs w:val="24"/>
         </w:rPr>
+        <w:lastRenderedPageBreak/>
         <w:tab/>
         <w:t xml:space="preserve">Dentro do site, consegui a informação da versão serviço rodando dentro do sistema. </w:t>
       </w:r>
@@ -2283,6 +2231,7 @@
       <w:r>
         <w:rPr>
           <w:rFonts w:ascii="Arial" w:eastAsia="Arial" w:hAnsi="Arial" w:cs="Arial"/>
+          <w:noProof/>
           <w:sz w:val="24"/>
           <w:szCs w:val="24"/>
         </w:rPr>
@@ -2302,7 +2251,7 @@
                     <pic:cNvPicPr/>
                   </pic:nvPicPr>
                   <pic:blipFill>
-                    <a:blip r:embed="rId12"/>
+                    <a:blip r:embed="rId13"/>
                     <a:stretch>
                       <a:fillRect/>
                     </a:stretch>
@@ -2334,10 +2283,10 @@
       <w:r>
         <w:rPr>
           <w:rFonts w:ascii="Arial" w:eastAsia="Arial" w:hAnsi="Arial" w:cs="Arial"/>
-          <w:sz w:val="24"/>
-          <w:szCs w:val="24"/>
-        </w:rPr>
-        <w:lastRenderedPageBreak/>
+          <w:noProof/>
+          <w:sz w:val="24"/>
+          <w:szCs w:val="24"/>
+        </w:rPr>
         <w:drawing>
           <wp:inline distT="0" distB="0" distL="0" distR="0" wp14:anchorId="7297ED70" wp14:editId="11D56227">
             <wp:extent cx="5400040" cy="2304415"/>
@@ -2354,7 +2303,7 @@
                     <pic:cNvPicPr/>
                   </pic:nvPicPr>
                   <pic:blipFill>
-                    <a:blip r:embed="rId13"/>
+                    <a:blip r:embed="rId14"/>
                     <a:stretch>
                       <a:fillRect/>
                     </a:stretch>
@@ -2421,7 +2370,7 @@
                     <pic:cNvPicPr/>
                   </pic:nvPicPr>
                   <pic:blipFill>
-                    <a:blip r:embed="rId14"/>
+                    <a:blip r:embed="rId15"/>
                     <a:stretch>
                       <a:fillRect/>
                     </a:stretch>
@@ -2457,6 +2406,39 @@
           <w:szCs w:val="24"/>
         </w:rPr>
         <w:tab/>
+      </w:r>
+      <w:r>
+        <w:rPr>
+          <w:rFonts w:ascii="Arial" w:eastAsia="Arial" w:hAnsi="Arial" w:cs="Arial"/>
+          <w:sz w:val="24"/>
+          <w:szCs w:val="24"/>
+        </w:rPr>
+        <w:br w:type="page"/>
+      </w:r>
+    </w:p>
+    <w:p>
+      <w:pPr>
+        <w:rPr>
+          <w:rFonts w:ascii="Arial" w:eastAsia="Arial" w:hAnsi="Arial" w:cs="Arial"/>
+          <w:sz w:val="24"/>
+          <w:szCs w:val="24"/>
+        </w:rPr>
+      </w:pPr>
+    </w:p>
+    <w:p>
+      <w:pPr>
+        <w:rPr>
+          <w:rFonts w:ascii="Arial" w:eastAsia="Arial" w:hAnsi="Arial" w:cs="Arial"/>
+          <w:sz w:val="24"/>
+          <w:szCs w:val="24"/>
+        </w:rPr>
+      </w:pPr>
+      <w:r>
+        <w:rPr>
+          <w:rFonts w:ascii="Arial" w:eastAsia="Arial" w:hAnsi="Arial" w:cs="Arial"/>
+          <w:sz w:val="24"/>
+          <w:szCs w:val="24"/>
+        </w:rPr>
         <w:t>Tentei o segundo, que era um código ruby:</w:t>
       </w:r>
     </w:p>
@@ -2488,7 +2470,7 @@
                     <pic:cNvPicPr/>
                   </pic:nvPicPr>
                   <pic:blipFill>
-                    <a:blip r:embed="rId15"/>
+                    <a:blip r:embed="rId16"/>
                     <a:stretch>
                       <a:fillRect/>
                     </a:stretch>
@@ -2539,7 +2521,6 @@
         <w:rPr>
           <w:noProof/>
         </w:rPr>
-        <w:lastRenderedPageBreak/>
         <w:drawing>
           <wp:inline distT="0" distB="0" distL="0" distR="0" wp14:anchorId="5CF7FE1F" wp14:editId="724CC9FA">
             <wp:extent cx="5400040" cy="1387475"/>
@@ -2556,7 +2537,7 @@
                     <pic:cNvPicPr/>
                   </pic:nvPicPr>
                   <pic:blipFill>
-                    <a:blip r:embed="rId16"/>
+                    <a:blip r:embed="rId17"/>
                     <a:stretch>
                       <a:fillRect/>
                     </a:stretch>
@@ -2663,6 +2644,7 @@
       <w:r>
         <w:rPr>
           <w:rFonts w:ascii="Arial" w:eastAsia="Arial" w:hAnsi="Arial" w:cs="Arial"/>
+          <w:noProof/>
           <w:sz w:val="24"/>
           <w:szCs w:val="24"/>
         </w:rPr>
@@ -2682,7 +2664,7 @@
                     <pic:cNvPicPr/>
                   </pic:nvPicPr>
                   <pic:blipFill>
-                    <a:blip r:embed="rId17"/>
+                    <a:blip r:embed="rId18"/>
                     <a:stretch>
                       <a:fillRect/>
                     </a:stretch>
@@ -2718,6 +2700,23 @@
           <w:szCs w:val="24"/>
         </w:rPr>
         <w:tab/>
+      </w:r>
+    </w:p>
+    <w:p>
+      <w:pPr>
+        <w:rPr>
+          <w:rFonts w:ascii="Arial" w:eastAsia="Arial" w:hAnsi="Arial" w:cs="Arial"/>
+          <w:sz w:val="24"/>
+          <w:szCs w:val="24"/>
+        </w:rPr>
+      </w:pPr>
+      <w:r>
+        <w:rPr>
+          <w:rFonts w:ascii="Arial" w:eastAsia="Arial" w:hAnsi="Arial" w:cs="Arial"/>
+          <w:sz w:val="24"/>
+          <w:szCs w:val="24"/>
+        </w:rPr>
+        <w:lastRenderedPageBreak/>
         <w:t>Rodando o shell, eu consegui acesso ao sistema. Fazendo a procura da flag dentro do sistema, fui navegando dentro do servidor utilizando comandos do Linux, até que enfim encontrei o diretório home, que continha a flag.txt:</w:t>
       </w:r>
     </w:p>
@@ -2731,13 +2730,15 @@
       </w:pPr>
       <w:r>
         <w:rPr>
-          <w:noProof/>
+          <w:rFonts w:ascii="Arial" w:eastAsia="Arial" w:hAnsi="Arial" w:cs="Arial"/>
+          <w:sz w:val="24"/>
+          <w:szCs w:val="24"/>
         </w:rPr>
         <w:drawing>
-          <wp:inline distT="0" distB="0" distL="0" distR="0" wp14:anchorId="1822D85C" wp14:editId="6C29B685">
-            <wp:extent cx="5400040" cy="2590800"/>
+          <wp:inline distT="0" distB="0" distL="0" distR="0" wp14:anchorId="1912DECB" wp14:editId="03F9E0A6">
+            <wp:extent cx="5353797" cy="2591162"/>
             <wp:effectExtent l="0" t="0" r="0" b="0"/>
-            <wp:docPr id="369105396" name="Picture 1" descr="A screenshot of a computer&#10;&#10;AI-generated content may be incorrect."/>
+            <wp:docPr id="423567451" name="Imagem 1"/>
             <wp:cNvGraphicFramePr>
               <a:graphicFrameLocks xmlns:a="http://schemas.openxmlformats.org/drawingml/2006/main" noChangeAspect="1"/>
             </wp:cNvGraphicFramePr>
@@ -2745,11 +2746,11 @@
               <a:graphicData uri="http://schemas.openxmlformats.org/drawingml/2006/picture">
                 <pic:pic xmlns:pic="http://schemas.openxmlformats.org/drawingml/2006/picture">
                   <pic:nvPicPr>
-                    <pic:cNvPr id="369105396" name="Picture 1" descr="A screenshot of a computer&#10;&#10;AI-generated content may be incorrect."/>
+                    <pic:cNvPr id="423567451" name=""/>
                     <pic:cNvPicPr/>
                   </pic:nvPicPr>
                   <pic:blipFill>
-                    <a:blip r:embed="rId18"/>
+                    <a:blip r:embed="rId19"/>
                     <a:stretch>
                       <a:fillRect/>
                     </a:stretch>
@@ -2757,7 +2758,7 @@
                   <pic:spPr>
                     <a:xfrm>
                       <a:off x="0" y="0"/>
-                      <a:ext cx="5400040" cy="2590800"/>
+                      <a:ext cx="5353797" cy="2591162"/>
                     </a:xfrm>
                     <a:prstGeom prst="rect">
                       <a:avLst/>
@@ -2778,109 +2779,59 @@
           <w:szCs w:val="24"/>
         </w:rPr>
       </w:pPr>
-      <w:bookmarkStart w:id="4" w:name="_heading=h.2et92p0" w:colFirst="0" w:colLast="0"/>
+      <w:bookmarkStart w:id="3" w:name="_heading=h.2et92p0" w:colFirst="0" w:colLast="0"/>
+      <w:bookmarkEnd w:id="3"/>
+    </w:p>
+    <w:p>
+      <w:pPr>
+        <w:pStyle w:val="TtuloGuardian"/>
+      </w:pPr>
+      <w:bookmarkStart w:id="4" w:name="_Toc225001616"/>
+      <w:r>
+        <w:t>Conclusão</w:t>
+      </w:r>
       <w:bookmarkEnd w:id="4"/>
     </w:p>
     <w:p>
       <w:pPr>
-        <w:rPr>
-          <w:rFonts w:ascii="Arial" w:eastAsia="Arial" w:hAnsi="Arial" w:cs="Arial"/>
-          <w:sz w:val="24"/>
-          <w:szCs w:val="24"/>
-        </w:rPr>
-      </w:pPr>
-    </w:p>
-    <w:p>
-      <w:pPr>
-        <w:rPr>
-          <w:rFonts w:ascii="Arial" w:eastAsia="Arial" w:hAnsi="Arial" w:cs="Arial"/>
-          <w:sz w:val="24"/>
-          <w:szCs w:val="24"/>
-        </w:rPr>
-      </w:pPr>
-    </w:p>
-    <w:p>
-      <w:pPr>
-        <w:pBdr>
-          <w:top w:val="nil"/>
-          <w:left w:val="nil"/>
-          <w:bottom w:val="nil"/>
-          <w:right w:val="nil"/>
-          <w:between w:val="nil"/>
-        </w:pBdr>
-        <w:spacing w:after="0" w:line="360" w:lineRule="auto"/>
-        <w:rPr>
-          <w:rFonts w:ascii="Arial" w:eastAsia="Arial" w:hAnsi="Arial" w:cs="Arial"/>
-          <w:b/>
-          <w:smallCaps/>
-          <w:color w:val="000000"/>
-          <w:sz w:val="32"/>
-          <w:szCs w:val="32"/>
-        </w:rPr>
-      </w:pPr>
-      <w:bookmarkStart w:id="5" w:name="_heading=h.1t3h5sf" w:colFirst="0" w:colLast="0"/>
+        <w:ind w:firstLine="720"/>
+        <w:rPr>
+          <w:rFonts w:ascii="Arial" w:eastAsia="Arial" w:hAnsi="Arial" w:cs="Arial"/>
+          <w:sz w:val="24"/>
+          <w:szCs w:val="24"/>
+        </w:rPr>
+      </w:pPr>
+      <w:r>
+        <w:rPr>
+          <w:rFonts w:ascii="Arial" w:eastAsia="Arial" w:hAnsi="Arial" w:cs="Arial"/>
+          <w:sz w:val="24"/>
+          <w:szCs w:val="24"/>
+        </w:rPr>
+        <w:t>O CTF em si não foi técnicamente díficil, porém o maior desafio foi encontrar um exploit funcional para o sistema. Me fez refletir sobre bug hunting e ter conhecimento necessário em programação e sistemas para conseguir desenvolver os meus próprios exploits.</w:t>
+      </w:r>
+    </w:p>
+    <w:p>
+      <w:pPr>
+        <w:ind w:firstLine="720"/>
+      </w:pPr>
+    </w:p>
+    <w:p>
+      <w:pPr>
+        <w:pStyle w:val="TtuloGuardian"/>
+      </w:pPr>
+      <w:bookmarkStart w:id="5" w:name="_Toc225001617"/>
+      <w:r>
+        <w:t>Referências</w:t>
+      </w:r>
       <w:bookmarkEnd w:id="5"/>
-      <w:r>
-        <w:rPr>
-          <w:rFonts w:ascii="Arial" w:eastAsia="Arial" w:hAnsi="Arial" w:cs="Arial"/>
-          <w:b/>
-          <w:smallCaps/>
-          <w:color w:val="000000"/>
-          <w:sz w:val="32"/>
-          <w:szCs w:val="32"/>
-        </w:rPr>
-        <w:lastRenderedPageBreak/>
-        <w:t>Conclusão</w:t>
-      </w:r>
-    </w:p>
-    <w:p>
-      <w:pPr>
-        <w:ind w:firstLine="720"/>
-      </w:pPr>
-      <w:r>
-        <w:rPr>
-          <w:rFonts w:ascii="Arial" w:eastAsia="Arial" w:hAnsi="Arial" w:cs="Arial"/>
-          <w:sz w:val="24"/>
-          <w:szCs w:val="24"/>
-        </w:rPr>
-        <w:t>O CTF em si não foi técnicamente díficil, porém o maior desafio foi encontrar um exploit funcional para o sistema. Me fez refletir sobre bug hunting e ter conhecimento necessário em programação e sistemas para conseguir desenvolver os meus próprios exploits.</w:t>
-      </w:r>
-    </w:p>
-    <w:p>
-      <w:pPr>
-        <w:pBdr>
-          <w:top w:val="nil"/>
-          <w:left w:val="nil"/>
-          <w:bottom w:val="nil"/>
-          <w:right w:val="nil"/>
-          <w:between w:val="nil"/>
-        </w:pBdr>
-        <w:spacing w:after="0" w:line="360" w:lineRule="auto"/>
-        <w:rPr>
-          <w:rFonts w:ascii="Arial" w:eastAsia="Arial" w:hAnsi="Arial" w:cs="Arial"/>
-          <w:b/>
-          <w:smallCaps/>
-          <w:color w:val="000000"/>
-          <w:sz w:val="32"/>
-          <w:szCs w:val="32"/>
-        </w:rPr>
-      </w:pPr>
-      <w:bookmarkStart w:id="6" w:name="_heading=h.4d34og8" w:colFirst="0" w:colLast="0"/>
-      <w:bookmarkEnd w:id="6"/>
-      <w:r>
-        <w:rPr>
-          <w:rFonts w:ascii="Arial" w:eastAsia="Arial" w:hAnsi="Arial" w:cs="Arial"/>
-          <w:b/>
-          <w:smallCaps/>
-          <w:color w:val="000000"/>
-          <w:sz w:val="32"/>
-          <w:szCs w:val="32"/>
-        </w:rPr>
-        <w:t>Referências</w:t>
-      </w:r>
-    </w:p>
-    <w:p>
-      <w:pPr>
+    </w:p>
+    <w:p>
+      <w:pPr>
+        <w:pStyle w:val="PargrafodaLista"/>
+        <w:numPr>
+          <w:ilvl w:val="0"/>
+          <w:numId w:val="1"/>
+        </w:numPr>
         <w:rPr>
           <w:rFonts w:ascii="Arial" w:eastAsia="Arial" w:hAnsi="Arial" w:cs="Arial"/>
           <w:sz w:val="24"/>
@@ -2916,6 +2867,11 @@
     </w:p>
     <w:p>
       <w:pPr>
+        <w:pStyle w:val="PargrafodaLista"/>
+        <w:numPr>
+          <w:ilvl w:val="0"/>
+          <w:numId w:val="1"/>
+        </w:numPr>
         <w:rPr>
           <w:rFonts w:ascii="Arial" w:eastAsia="Arial" w:hAnsi="Arial" w:cs="Arial"/>
           <w:sz w:val="24"/>
@@ -2951,6 +2907,11 @@
     </w:p>
     <w:p>
       <w:pPr>
+        <w:pStyle w:val="PargrafodaLista"/>
+        <w:numPr>
+          <w:ilvl w:val="0"/>
+          <w:numId w:val="1"/>
+        </w:numPr>
         <w:rPr>
           <w:rFonts w:ascii="Arial" w:eastAsia="Arial" w:hAnsi="Arial" w:cs="Arial"/>
           <w:sz w:val="24"/>
@@ -2986,8 +2947,8 @@
       </w:pPr>
     </w:p>
     <w:sectPr>
-      <w:headerReference w:type="default" r:id="rId19"/>
-      <w:footerReference w:type="default" r:id="rId20"/>
+      <w:headerReference w:type="default" r:id="rId20"/>
+      <w:footerReference w:type="default" r:id="rId21"/>
       <w:pgSz w:w="11906" w:h="16838"/>
       <w:pgMar w:top="1417" w:right="1701" w:bottom="1417" w:left="1701" w:header="708" w:footer="261" w:gutter="0"/>
       <w:pgNumType w:start="1"/>
@@ -3219,6 +3180,127 @@
     </w:pPr>
   </w:p>
 </w:hdr>
+</file>
+
+<file path=word/numbering.xml><?xml version="1.0" encoding="utf-8"?>
+<w:numbering xmlns:wpc="http://schemas.microsoft.com/office/word/2010/wordprocessingCanvas" xmlns:cx="http://schemas.microsoft.com/office/drawing/2014/chartex" xmlns:cx1="http://schemas.microsoft.com/office/drawing/2015/9/8/chartex" xmlns:cx2="http://schemas.microsoft.com/office/drawing/2015/10/21/chartex" xmlns:cx3="http://schemas.microsoft.com/office/drawing/2016/5/9/chartex" xmlns:cx4="http://schemas.microsoft.com/office/drawing/2016/5/10/chartex" xmlns:cx5="http://schemas.microsoft.com/office/drawing/2016/5/11/chartex" xmlns:cx6="http://schemas.microsoft.com/office/drawing/2016/5/12/chartex" xmlns:cx7="http://schemas.microsoft.com/office/drawing/2016/5/13/chartex" xmlns:cx8="http://schemas.microsoft.com/office/drawing/2016/5/14/chartex" xmlns:mc="http://schemas.openxmlformats.org/markup-compatibility/2006" xmlns:aink="http://schemas.microsoft.com/office/drawing/2016/ink" xmlns:am3d="http://schemas.microsoft.com/office/drawing/2017/model3d" xmlns:o="urn:schemas-microsoft-com:office:office" xmlns:oel="http://schemas.microsoft.com/office/2019/extlst" xmlns:r="http://schemas.openxmlformats.org/officeDocument/2006/relationships" xmlns:m="http://schemas.openxmlformats.org/officeDocument/2006/math" xmlns:v="urn:schemas-microsoft-com:vml" xmlns:wp14="http://schemas.microsoft.com/office/word/2010/wordprocessingDrawing" xmlns:wp="http://schemas.openxmlformats.org/drawingml/2006/wordprocessingDrawing" xmlns:w10="urn:schemas-microsoft-com:office:word" xmlns:w="http://schemas.openxmlformats.org/wordprocessingml/2006/main" xmlns:w14="http://schemas.microsoft.com/office/word/2010/wordml" xmlns:w15="http://schemas.microsoft.com/office/word/2012/wordml" xmlns:w16cex="http://schemas.microsoft.com/office/word/2018/wordml/cex" xmlns:w16cid="http://schemas.microsoft.com/office/word/2016/wordml/cid" xmlns:w16="http://schemas.microsoft.com/office/word/2018/wordml" xmlns:w16du="http://schemas.microsoft.com/office/word/2023/wordml/word16du" xmlns:w16sdtdh="http://schemas.microsoft.com/office/word/2020/wordml/sdtdatahash" xmlns:w16sdtfl="http://schemas.microsoft.com/office/word/2024/wordml/sdtformatlock" xmlns:w16se="http://schemas.microsoft.com/office/word/2015/wordml/symex" xmlns:wpg="http://schemas.microsoft.com/office/word/2010/wordprocessingGroup" xmlns:wpi="http://schemas.microsoft.com/office/word/2010/wordprocessingInk" xmlns:wne="http://schemas.microsoft.com/office/word/2006/wordml" xmlns:wps="http://schemas.microsoft.com/office/word/2010/wordprocessingShape" mc:Ignorable="w14 w15 w16se w16cid w16 w16cex w16sdtdh w16sdtfl w16du wp14">
+  <w:abstractNum w:abstractNumId="0" w15:restartNumberingAfterBreak="0">
+    <w:nsid w:val="59BF3D7B"/>
+    <w:multiLevelType w:val="hybridMultilevel"/>
+    <w:tmpl w:val="D576A366"/>
+    <w:lvl w:ilvl="0" w:tplc="04160001">
+      <w:start w:val="1"/>
+      <w:numFmt w:val="bullet"/>
+      <w:lvlText w:val=""/>
+      <w:lvlJc w:val="left"/>
+      <w:pPr>
+        <w:ind w:left="720" w:hanging="360"/>
+      </w:pPr>
+      <w:rPr>
+        <w:rFonts w:ascii="Symbol" w:hAnsi="Symbol" w:hint="default"/>
+      </w:rPr>
+    </w:lvl>
+    <w:lvl w:ilvl="1" w:tplc="04160003" w:tentative="1">
+      <w:start w:val="1"/>
+      <w:numFmt w:val="bullet"/>
+      <w:lvlText w:val="o"/>
+      <w:lvlJc w:val="left"/>
+      <w:pPr>
+        <w:ind w:left="1440" w:hanging="360"/>
+      </w:pPr>
+      <w:rPr>
+        <w:rFonts w:ascii="Courier New" w:hAnsi="Courier New" w:cs="Courier New" w:hint="default"/>
+      </w:rPr>
+    </w:lvl>
+    <w:lvl w:ilvl="2" w:tplc="04160005" w:tentative="1">
+      <w:start w:val="1"/>
+      <w:numFmt w:val="bullet"/>
+      <w:lvlText w:val=""/>
+      <w:lvlJc w:val="left"/>
+      <w:pPr>
+        <w:ind w:left="2160" w:hanging="360"/>
+      </w:pPr>
+      <w:rPr>
+        <w:rFonts w:ascii="Wingdings" w:hAnsi="Wingdings" w:hint="default"/>
+      </w:rPr>
+    </w:lvl>
+    <w:lvl w:ilvl="3" w:tplc="04160001" w:tentative="1">
+      <w:start w:val="1"/>
+      <w:numFmt w:val="bullet"/>
+      <w:lvlText w:val=""/>
+      <w:lvlJc w:val="left"/>
+      <w:pPr>
+        <w:ind w:left="2880" w:hanging="360"/>
+      </w:pPr>
+      <w:rPr>
+        <w:rFonts w:ascii="Symbol" w:hAnsi="Symbol" w:hint="default"/>
+      </w:rPr>
+    </w:lvl>
+    <w:lvl w:ilvl="4" w:tplc="04160003" w:tentative="1">
+      <w:start w:val="1"/>
+      <w:numFmt w:val="bullet"/>
+      <w:lvlText w:val="o"/>
+      <w:lvlJc w:val="left"/>
+      <w:pPr>
+        <w:ind w:left="3600" w:hanging="360"/>
+      </w:pPr>
+      <w:rPr>
+        <w:rFonts w:ascii="Courier New" w:hAnsi="Courier New" w:cs="Courier New" w:hint="default"/>
+      </w:rPr>
+    </w:lvl>
+    <w:lvl w:ilvl="5" w:tplc="04160005" w:tentative="1">
+      <w:start w:val="1"/>
+      <w:numFmt w:val="bullet"/>
+      <w:lvlText w:val=""/>
+      <w:lvlJc w:val="left"/>
+      <w:pPr>
+        <w:ind w:left="4320" w:hanging="360"/>
+      </w:pPr>
+      <w:rPr>
+        <w:rFonts w:ascii="Wingdings" w:hAnsi="Wingdings" w:hint="default"/>
+      </w:rPr>
+    </w:lvl>
+    <w:lvl w:ilvl="6" w:tplc="04160001" w:tentative="1">
+      <w:start w:val="1"/>
+      <w:numFmt w:val="bullet"/>
+      <w:lvlText w:val=""/>
+      <w:lvlJc w:val="left"/>
+      <w:pPr>
+        <w:ind w:left="5040" w:hanging="360"/>
+      </w:pPr>
+      <w:rPr>
+        <w:rFonts w:ascii="Symbol" w:hAnsi="Symbol" w:hint="default"/>
+      </w:rPr>
+    </w:lvl>
+    <w:lvl w:ilvl="7" w:tplc="04160003" w:tentative="1">
+      <w:start w:val="1"/>
+      <w:numFmt w:val="bullet"/>
+      <w:lvlText w:val="o"/>
+      <w:lvlJc w:val="left"/>
+      <w:pPr>
+        <w:ind w:left="5760" w:hanging="360"/>
+      </w:pPr>
+      <w:rPr>
+        <w:rFonts w:ascii="Courier New" w:hAnsi="Courier New" w:cs="Courier New" w:hint="default"/>
+      </w:rPr>
+    </w:lvl>
+    <w:lvl w:ilvl="8" w:tplc="04160005" w:tentative="1">
+      <w:start w:val="1"/>
+      <w:numFmt w:val="bullet"/>
+      <w:lvlText w:val=""/>
+      <w:lvlJc w:val="left"/>
+      <w:pPr>
+        <w:ind w:left="6480" w:hanging="360"/>
+      </w:pPr>
+      <w:rPr>
+        <w:rFonts w:ascii="Wingdings" w:hAnsi="Wingdings" w:hint="default"/>
+      </w:rPr>
+    </w:lvl>
+  </w:abstractNum>
+  <w:num w:numId="1" w16cid:durableId="1932197983">
+    <w:abstractNumId w:val="0"/>
+  </w:num>
+</w:numbering>
 </file>
 
 <file path=word/styles.xml><?xml version="1.0" encoding="utf-8"?>
@@ -3621,11 +3703,11 @@
     <w:qFormat/>
     <w:rsid w:val="006D2886"/>
   </w:style>
-  <w:style w:type="paragraph" w:styleId="Heading1">
+  <w:style w:type="paragraph" w:styleId="Ttulo1">
     <w:name w:val="heading 1"/>
     <w:basedOn w:val="Normal"/>
     <w:next w:val="Normal"/>
-    <w:link w:val="Heading1Char"/>
+    <w:link w:val="Ttulo1Char"/>
     <w:uiPriority w:val="9"/>
     <w:qFormat/>
     <w:rsid w:val="00C82D7E"/>
@@ -3642,11 +3724,11 @@
       <w:szCs w:val="40"/>
     </w:rPr>
   </w:style>
-  <w:style w:type="paragraph" w:styleId="Heading2">
+  <w:style w:type="paragraph" w:styleId="Ttulo2">
     <w:name w:val="heading 2"/>
     <w:basedOn w:val="Normal"/>
     <w:next w:val="Normal"/>
-    <w:link w:val="Heading2Char"/>
+    <w:link w:val="Ttulo2Char"/>
     <w:uiPriority w:val="9"/>
     <w:semiHidden/>
     <w:unhideWhenUsed/>
@@ -3665,11 +3747,11 @@
       <w:szCs w:val="32"/>
     </w:rPr>
   </w:style>
-  <w:style w:type="paragraph" w:styleId="Heading3">
+  <w:style w:type="paragraph" w:styleId="Ttulo3">
     <w:name w:val="heading 3"/>
     <w:basedOn w:val="Normal"/>
     <w:next w:val="Normal"/>
-    <w:link w:val="Heading3Char"/>
+    <w:link w:val="Ttulo3Char"/>
     <w:uiPriority w:val="9"/>
     <w:semiHidden/>
     <w:unhideWhenUsed/>
@@ -3688,11 +3770,11 @@
       <w:szCs w:val="28"/>
     </w:rPr>
   </w:style>
-  <w:style w:type="paragraph" w:styleId="Heading4">
+  <w:style w:type="paragraph" w:styleId="Ttulo4">
     <w:name w:val="heading 4"/>
     <w:basedOn w:val="Normal"/>
     <w:next w:val="Normal"/>
-    <w:link w:val="Heading4Char"/>
+    <w:link w:val="Ttulo4Char"/>
     <w:uiPriority w:val="9"/>
     <w:semiHidden/>
     <w:unhideWhenUsed/>
@@ -3711,11 +3793,11 @@
       <w:color w:val="0F4761" w:themeColor="accent1" w:themeShade="BF"/>
     </w:rPr>
   </w:style>
-  <w:style w:type="paragraph" w:styleId="Heading5">
+  <w:style w:type="paragraph" w:styleId="Ttulo5">
     <w:name w:val="heading 5"/>
     <w:basedOn w:val="Normal"/>
     <w:next w:val="Normal"/>
-    <w:link w:val="Heading5Char"/>
+    <w:link w:val="Ttulo5Char"/>
     <w:uiPriority w:val="9"/>
     <w:semiHidden/>
     <w:unhideWhenUsed/>
@@ -3732,11 +3814,11 @@
       <w:color w:val="0F4761" w:themeColor="accent1" w:themeShade="BF"/>
     </w:rPr>
   </w:style>
-  <w:style w:type="paragraph" w:styleId="Heading6">
+  <w:style w:type="paragraph" w:styleId="Ttulo6">
     <w:name w:val="heading 6"/>
     <w:basedOn w:val="Normal"/>
     <w:next w:val="Normal"/>
-    <w:link w:val="Heading6Char"/>
+    <w:link w:val="Ttulo6Char"/>
     <w:uiPriority w:val="9"/>
     <w:semiHidden/>
     <w:unhideWhenUsed/>
@@ -3755,11 +3837,11 @@
       <w:color w:val="595959" w:themeColor="text1" w:themeTint="A6"/>
     </w:rPr>
   </w:style>
-  <w:style w:type="paragraph" w:styleId="Heading7">
+  <w:style w:type="paragraph" w:styleId="Ttulo7">
     <w:name w:val="heading 7"/>
     <w:basedOn w:val="Normal"/>
     <w:next w:val="Normal"/>
-    <w:link w:val="Heading7Char"/>
+    <w:link w:val="Ttulo7Char"/>
     <w:uiPriority w:val="9"/>
     <w:semiHidden/>
     <w:unhideWhenUsed/>
@@ -3776,11 +3858,11 @@
       <w:color w:val="595959" w:themeColor="text1" w:themeTint="A6"/>
     </w:rPr>
   </w:style>
-  <w:style w:type="paragraph" w:styleId="Heading8">
+  <w:style w:type="paragraph" w:styleId="Ttulo8">
     <w:name w:val="heading 8"/>
     <w:basedOn w:val="Normal"/>
     <w:next w:val="Normal"/>
-    <w:link w:val="Heading8Char"/>
+    <w:link w:val="Ttulo8Char"/>
     <w:uiPriority w:val="9"/>
     <w:semiHidden/>
     <w:unhideWhenUsed/>
@@ -3799,11 +3881,11 @@
       <w:color w:val="272727" w:themeColor="text1" w:themeTint="D8"/>
     </w:rPr>
   </w:style>
-  <w:style w:type="paragraph" w:styleId="Heading9">
+  <w:style w:type="paragraph" w:styleId="Ttulo9">
     <w:name w:val="heading 9"/>
     <w:basedOn w:val="Normal"/>
     <w:next w:val="Normal"/>
-    <w:link w:val="Heading9Char"/>
+    <w:link w:val="Ttulo9Char"/>
     <w:uiPriority w:val="9"/>
     <w:semiHidden/>
     <w:unhideWhenUsed/>
@@ -3820,12 +3902,13 @@
       <w:color w:val="272727" w:themeColor="text1" w:themeTint="D8"/>
     </w:rPr>
   </w:style>
-  <w:style w:type="character" w:default="1" w:styleId="DefaultParagraphFont">
+  <w:style w:type="character" w:default="1" w:styleId="Fontepargpadro">
     <w:name w:val="Default Paragraph Font"/>
     <w:uiPriority w:val="1"/>
+    <w:semiHidden/>
     <w:unhideWhenUsed/>
   </w:style>
-  <w:style w:type="table" w:default="1" w:styleId="TableNormal">
+  <w:style w:type="table" w:default="1" w:styleId="Tabelanormal">
     <w:name w:val="Normal Table"/>
     <w:uiPriority w:val="99"/>
     <w:semiHidden/>
@@ -3840,7 +3923,7 @@
       </w:tblCellMar>
     </w:tblPr>
   </w:style>
-  <w:style w:type="numbering" w:default="1" w:styleId="NoList">
+  <w:style w:type="numbering" w:default="1" w:styleId="Semlista">
     <w:name w:val="No List"/>
     <w:uiPriority w:val="99"/>
     <w:semiHidden/>
@@ -3857,11 +3940,11 @@
       </w:tblCellMar>
     </w:tblPr>
   </w:style>
-  <w:style w:type="paragraph" w:styleId="Title">
+  <w:style w:type="paragraph" w:styleId="Ttulo">
     <w:name w:val="Title"/>
     <w:basedOn w:val="Normal"/>
     <w:next w:val="Normal"/>
-    <w:link w:val="TitleChar"/>
+    <w:link w:val="TtuloChar"/>
     <w:uiPriority w:val="10"/>
     <w:qFormat/>
     <w:rsid w:val="00C82D7E"/>
@@ -3877,10 +3960,10 @@
       <w:szCs w:val="56"/>
     </w:rPr>
   </w:style>
-  <w:style w:type="character" w:customStyle="1" w:styleId="Heading1Char">
-    <w:name w:val="Heading 1 Char"/>
-    <w:basedOn w:val="DefaultParagraphFont"/>
-    <w:link w:val="Heading1"/>
+  <w:style w:type="character" w:customStyle="1" w:styleId="Ttulo1Char">
+    <w:name w:val="Título 1 Char"/>
+    <w:basedOn w:val="Fontepargpadro"/>
+    <w:link w:val="Ttulo1"/>
     <w:uiPriority w:val="9"/>
     <w:rsid w:val="00C82D7E"/>
     <w:rPr>
@@ -3890,10 +3973,10 @@
       <w:szCs w:val="40"/>
     </w:rPr>
   </w:style>
-  <w:style w:type="character" w:customStyle="1" w:styleId="Heading2Char">
-    <w:name w:val="Heading 2 Char"/>
-    <w:basedOn w:val="DefaultParagraphFont"/>
-    <w:link w:val="Heading2"/>
+  <w:style w:type="character" w:customStyle="1" w:styleId="Ttulo2Char">
+    <w:name w:val="Título 2 Char"/>
+    <w:basedOn w:val="Fontepargpadro"/>
+    <w:link w:val="Ttulo2"/>
     <w:uiPriority w:val="9"/>
     <w:semiHidden/>
     <w:rsid w:val="00C82D7E"/>
@@ -3904,10 +3987,10 @@
       <w:szCs w:val="32"/>
     </w:rPr>
   </w:style>
-  <w:style w:type="character" w:customStyle="1" w:styleId="Heading3Char">
-    <w:name w:val="Heading 3 Char"/>
-    <w:basedOn w:val="DefaultParagraphFont"/>
-    <w:link w:val="Heading3"/>
+  <w:style w:type="character" w:customStyle="1" w:styleId="Ttulo3Char">
+    <w:name w:val="Título 3 Char"/>
+    <w:basedOn w:val="Fontepargpadro"/>
+    <w:link w:val="Ttulo3"/>
     <w:uiPriority w:val="9"/>
     <w:semiHidden/>
     <w:rsid w:val="00C82D7E"/>
@@ -3918,10 +4001,10 @@
       <w:szCs w:val="28"/>
     </w:rPr>
   </w:style>
-  <w:style w:type="character" w:customStyle="1" w:styleId="Heading4Char">
-    <w:name w:val="Heading 4 Char"/>
-    <w:basedOn w:val="DefaultParagraphFont"/>
-    <w:link w:val="Heading4"/>
+  <w:style w:type="character" w:customStyle="1" w:styleId="Ttulo4Char">
+    <w:name w:val="Título 4 Char"/>
+    <w:basedOn w:val="Fontepargpadro"/>
+    <w:link w:val="Ttulo4"/>
     <w:uiPriority w:val="9"/>
     <w:semiHidden/>
     <w:rsid w:val="00C82D7E"/>
@@ -3932,10 +4015,10 @@
       <w:color w:val="0F4761" w:themeColor="accent1" w:themeShade="BF"/>
     </w:rPr>
   </w:style>
-  <w:style w:type="character" w:customStyle="1" w:styleId="Heading5Char">
-    <w:name w:val="Heading 5 Char"/>
-    <w:basedOn w:val="DefaultParagraphFont"/>
-    <w:link w:val="Heading5"/>
+  <w:style w:type="character" w:customStyle="1" w:styleId="Ttulo5Char">
+    <w:name w:val="Título 5 Char"/>
+    <w:basedOn w:val="Fontepargpadro"/>
+    <w:link w:val="Ttulo5"/>
     <w:uiPriority w:val="9"/>
     <w:semiHidden/>
     <w:rsid w:val="00C82D7E"/>
@@ -3944,10 +4027,10 @@
       <w:color w:val="0F4761" w:themeColor="accent1" w:themeShade="BF"/>
     </w:rPr>
   </w:style>
-  <w:style w:type="character" w:customStyle="1" w:styleId="Heading6Char">
-    <w:name w:val="Heading 6 Char"/>
-    <w:basedOn w:val="DefaultParagraphFont"/>
-    <w:link w:val="Heading6"/>
+  <w:style w:type="character" w:customStyle="1" w:styleId="Ttulo6Char">
+    <w:name w:val="Título 6 Char"/>
+    <w:basedOn w:val="Fontepargpadro"/>
+    <w:link w:val="Ttulo6"/>
     <w:uiPriority w:val="9"/>
     <w:semiHidden/>
     <w:rsid w:val="00C82D7E"/>
@@ -3958,10 +4041,10 @@
       <w:color w:val="595959" w:themeColor="text1" w:themeTint="A6"/>
     </w:rPr>
   </w:style>
-  <w:style w:type="character" w:customStyle="1" w:styleId="Heading7Char">
-    <w:name w:val="Heading 7 Char"/>
-    <w:basedOn w:val="DefaultParagraphFont"/>
-    <w:link w:val="Heading7"/>
+  <w:style w:type="character" w:customStyle="1" w:styleId="Ttulo7Char">
+    <w:name w:val="Título 7 Char"/>
+    <w:basedOn w:val="Fontepargpadro"/>
+    <w:link w:val="Ttulo7"/>
     <w:uiPriority w:val="9"/>
     <w:semiHidden/>
     <w:rsid w:val="00C82D7E"/>
@@ -3970,10 +4053,10 @@
       <w:color w:val="595959" w:themeColor="text1" w:themeTint="A6"/>
     </w:rPr>
   </w:style>
-  <w:style w:type="character" w:customStyle="1" w:styleId="Heading8Char">
-    <w:name w:val="Heading 8 Char"/>
-    <w:basedOn w:val="DefaultParagraphFont"/>
-    <w:link w:val="Heading8"/>
+  <w:style w:type="character" w:customStyle="1" w:styleId="Ttulo8Char">
+    <w:name w:val="Título 8 Char"/>
+    <w:basedOn w:val="Fontepargpadro"/>
+    <w:link w:val="Ttulo8"/>
     <w:uiPriority w:val="9"/>
     <w:semiHidden/>
     <w:rsid w:val="00C82D7E"/>
@@ -3984,10 +4067,10 @@
       <w:color w:val="272727" w:themeColor="text1" w:themeTint="D8"/>
     </w:rPr>
   </w:style>
-  <w:style w:type="character" w:customStyle="1" w:styleId="Heading9Char">
-    <w:name w:val="Heading 9 Char"/>
-    <w:basedOn w:val="DefaultParagraphFont"/>
-    <w:link w:val="Heading9"/>
+  <w:style w:type="character" w:customStyle="1" w:styleId="Ttulo9Char">
+    <w:name w:val="Título 9 Char"/>
+    <w:basedOn w:val="Fontepargpadro"/>
+    <w:link w:val="Ttulo9"/>
     <w:uiPriority w:val="9"/>
     <w:semiHidden/>
     <w:rsid w:val="00C82D7E"/>
@@ -3996,10 +4079,10 @@
       <w:color w:val="272727" w:themeColor="text1" w:themeTint="D8"/>
     </w:rPr>
   </w:style>
-  <w:style w:type="character" w:customStyle="1" w:styleId="TitleChar">
-    <w:name w:val="Title Char"/>
-    <w:basedOn w:val="DefaultParagraphFont"/>
-    <w:link w:val="Title"/>
+  <w:style w:type="character" w:customStyle="1" w:styleId="TtuloChar">
+    <w:name w:val="Título Char"/>
+    <w:basedOn w:val="Fontepargpadro"/>
+    <w:link w:val="Ttulo"/>
     <w:uiPriority w:val="10"/>
     <w:rsid w:val="00C82D7E"/>
     <w:rPr>
@@ -4010,11 +4093,11 @@
       <w:szCs w:val="56"/>
     </w:rPr>
   </w:style>
-  <w:style w:type="paragraph" w:styleId="Subtitle">
+  <w:style w:type="paragraph" w:styleId="Subttulo">
     <w:name w:val="Subtitle"/>
     <w:basedOn w:val="Normal"/>
     <w:next w:val="Normal"/>
-    <w:link w:val="SubtitleChar"/>
+    <w:link w:val="SubttuloChar"/>
     <w:uiPriority w:val="11"/>
     <w:qFormat/>
     <w:rPr>
@@ -4023,10 +4106,10 @@
       <w:szCs w:val="28"/>
     </w:rPr>
   </w:style>
-  <w:style w:type="character" w:customStyle="1" w:styleId="SubtitleChar">
-    <w:name w:val="Subtitle Char"/>
-    <w:basedOn w:val="DefaultParagraphFont"/>
-    <w:link w:val="Subtitle"/>
+  <w:style w:type="character" w:customStyle="1" w:styleId="SubttuloChar">
+    <w:name w:val="Subtítulo Char"/>
+    <w:basedOn w:val="Fontepargpadro"/>
+    <w:link w:val="Subttulo"/>
     <w:uiPriority w:val="11"/>
     <w:rsid w:val="00C82D7E"/>
     <w:rPr>
@@ -4037,11 +4120,11 @@
       <w:szCs w:val="28"/>
     </w:rPr>
   </w:style>
-  <w:style w:type="paragraph" w:styleId="Quote">
+  <w:style w:type="paragraph" w:styleId="Citao">
     <w:name w:val="Quote"/>
     <w:basedOn w:val="Normal"/>
     <w:next w:val="Normal"/>
-    <w:link w:val="QuoteChar"/>
+    <w:link w:val="CitaoChar"/>
     <w:uiPriority w:val="29"/>
     <w:qFormat/>
     <w:rsid w:val="00C82D7E"/>
@@ -4055,10 +4138,10 @@
       <w:color w:val="404040" w:themeColor="text1" w:themeTint="BF"/>
     </w:rPr>
   </w:style>
-  <w:style w:type="character" w:customStyle="1" w:styleId="QuoteChar">
-    <w:name w:val="Quote Char"/>
-    <w:basedOn w:val="DefaultParagraphFont"/>
-    <w:link w:val="Quote"/>
+  <w:style w:type="character" w:customStyle="1" w:styleId="CitaoChar">
+    <w:name w:val="Citação Char"/>
+    <w:basedOn w:val="Fontepargpadro"/>
+    <w:link w:val="Citao"/>
     <w:uiPriority w:val="29"/>
     <w:rsid w:val="00C82D7E"/>
     <w:rPr>
@@ -4067,7 +4150,7 @@
       <w:color w:val="404040" w:themeColor="text1" w:themeTint="BF"/>
     </w:rPr>
   </w:style>
-  <w:style w:type="paragraph" w:styleId="ListParagraph">
+  <w:style w:type="paragraph" w:styleId="PargrafodaLista">
     <w:name w:val="List Paragraph"/>
     <w:basedOn w:val="Normal"/>
     <w:uiPriority w:val="34"/>
@@ -4078,9 +4161,9 @@
       <w:contextualSpacing/>
     </w:pPr>
   </w:style>
-  <w:style w:type="character" w:styleId="IntenseEmphasis">
+  <w:style w:type="character" w:styleId="nfaseIntensa">
     <w:name w:val="Intense Emphasis"/>
-    <w:basedOn w:val="DefaultParagraphFont"/>
+    <w:basedOn w:val="Fontepargpadro"/>
     <w:uiPriority w:val="21"/>
     <w:qFormat/>
     <w:rsid w:val="00C82D7E"/>
@@ -4090,11 +4173,11 @@
       <w:color w:val="0F4761" w:themeColor="accent1" w:themeShade="BF"/>
     </w:rPr>
   </w:style>
-  <w:style w:type="paragraph" w:styleId="IntenseQuote">
+  <w:style w:type="paragraph" w:styleId="CitaoIntensa">
     <w:name w:val="Intense Quote"/>
     <w:basedOn w:val="Normal"/>
     <w:next w:val="Normal"/>
-    <w:link w:val="IntenseQuoteChar"/>
+    <w:link w:val="CitaoIntensaChar"/>
     <w:uiPriority w:val="30"/>
     <w:qFormat/>
     <w:rsid w:val="00C82D7E"/>
@@ -4113,10 +4196,10 @@
       <w:color w:val="0F4761" w:themeColor="accent1" w:themeShade="BF"/>
     </w:rPr>
   </w:style>
-  <w:style w:type="character" w:customStyle="1" w:styleId="IntenseQuoteChar">
-    <w:name w:val="Intense Quote Char"/>
-    <w:basedOn w:val="DefaultParagraphFont"/>
-    <w:link w:val="IntenseQuote"/>
+  <w:style w:type="character" w:customStyle="1" w:styleId="CitaoIntensaChar">
+    <w:name w:val="Citação Intensa Char"/>
+    <w:basedOn w:val="Fontepargpadro"/>
+    <w:link w:val="CitaoIntensa"/>
     <w:uiPriority w:val="30"/>
     <w:rsid w:val="00C82D7E"/>
     <w:rPr>
@@ -4125,9 +4208,9 @@
       <w:color w:val="0F4761" w:themeColor="accent1" w:themeShade="BF"/>
     </w:rPr>
   </w:style>
-  <w:style w:type="character" w:styleId="IntenseReference">
+  <w:style w:type="character" w:styleId="RefernciaIntensa">
     <w:name w:val="Intense Reference"/>
-    <w:basedOn w:val="DefaultParagraphFont"/>
+    <w:basedOn w:val="Fontepargpadro"/>
     <w:uiPriority w:val="32"/>
     <w:qFormat/>
     <w:rsid w:val="00C82D7E"/>
@@ -4139,9 +4222,9 @@
       <w:spacing w:val="5"/>
     </w:rPr>
   </w:style>
-  <w:style w:type="table" w:styleId="TableGrid">
+  <w:style w:type="table" w:styleId="Tabelacomgrade">
     <w:name w:val="Table Grid"/>
-    <w:basedOn w:val="TableNormal"/>
+    <w:basedOn w:val="Tabelanormal"/>
     <w:uiPriority w:val="39"/>
     <w:rsid w:val="002F77B0"/>
     <w:pPr>
@@ -4158,10 +4241,10 @@
       </w:tblBorders>
     </w:tblPr>
   </w:style>
-  <w:style w:type="paragraph" w:styleId="Header">
+  <w:style w:type="paragraph" w:styleId="Cabealho">
     <w:name w:val="header"/>
     <w:basedOn w:val="Normal"/>
-    <w:link w:val="HeaderChar"/>
+    <w:link w:val="CabealhoChar"/>
     <w:uiPriority w:val="99"/>
     <w:unhideWhenUsed/>
     <w:rsid w:val="002C3398"/>
@@ -4173,17 +4256,17 @@
       <w:spacing w:after="0" w:line="240" w:lineRule="auto"/>
     </w:pPr>
   </w:style>
-  <w:style w:type="character" w:customStyle="1" w:styleId="HeaderChar">
-    <w:name w:val="Header Char"/>
-    <w:basedOn w:val="DefaultParagraphFont"/>
-    <w:link w:val="Header"/>
+  <w:style w:type="character" w:customStyle="1" w:styleId="CabealhoChar">
+    <w:name w:val="Cabeçalho Char"/>
+    <w:basedOn w:val="Fontepargpadro"/>
+    <w:link w:val="Cabealho"/>
     <w:uiPriority w:val="99"/>
     <w:rsid w:val="002C3398"/>
   </w:style>
-  <w:style w:type="paragraph" w:styleId="Footer">
+  <w:style w:type="paragraph" w:styleId="Rodap">
     <w:name w:val="footer"/>
     <w:basedOn w:val="Normal"/>
-    <w:link w:val="FooterChar"/>
+    <w:link w:val="RodapChar"/>
     <w:uiPriority w:val="99"/>
     <w:unhideWhenUsed/>
     <w:rsid w:val="002C3398"/>
@@ -4195,16 +4278,16 @@
       <w:spacing w:after="0" w:line="240" w:lineRule="auto"/>
     </w:pPr>
   </w:style>
-  <w:style w:type="character" w:customStyle="1" w:styleId="FooterChar">
-    <w:name w:val="Footer Char"/>
-    <w:basedOn w:val="DefaultParagraphFont"/>
-    <w:link w:val="Footer"/>
+  <w:style w:type="character" w:customStyle="1" w:styleId="RodapChar">
+    <w:name w:val="Rodapé Char"/>
+    <w:basedOn w:val="Fontepargpadro"/>
+    <w:link w:val="Rodap"/>
     <w:uiPriority w:val="99"/>
     <w:rsid w:val="002C3398"/>
   </w:style>
-  <w:style w:type="paragraph" w:styleId="TOCHeading">
+  <w:style w:type="paragraph" w:styleId="CabealhodoSumrio">
     <w:name w:val="TOC Heading"/>
-    <w:basedOn w:val="Heading1"/>
+    <w:basedOn w:val="Ttulo1"/>
     <w:next w:val="Normal"/>
     <w:uiPriority w:val="39"/>
     <w:unhideWhenUsed/>
@@ -4240,7 +4323,7 @@
   </w:style>
   <w:style w:type="character" w:customStyle="1" w:styleId="TtuloGuardianChar">
     <w:name w:val="Título [Guardian] Char"/>
-    <w:basedOn w:val="DefaultParagraphFont"/>
+    <w:basedOn w:val="Fontepargpadro"/>
     <w:link w:val="TtuloGuardian"/>
     <w:rsid w:val="002E18FE"/>
     <w:rPr>
@@ -4252,7 +4335,7 @@
       <w:szCs w:val="32"/>
     </w:rPr>
   </w:style>
-  <w:style w:type="paragraph" w:styleId="TOC1">
+  <w:style w:type="paragraph" w:styleId="Sumrio1">
     <w:name w:val="toc 1"/>
     <w:basedOn w:val="Normal"/>
     <w:next w:val="Normal"/>
@@ -4261,12 +4344,21 @@
     <w:unhideWhenUsed/>
     <w:rsid w:val="002E18FE"/>
     <w:pPr>
-      <w:spacing w:after="100"/>
+      <w:spacing w:before="120" w:after="0"/>
     </w:pPr>
+    <w:rPr>
+      <w:rFonts w:asciiTheme="minorHAnsi" w:hAnsiTheme="minorHAnsi"/>
+      <w:b/>
+      <w:bCs/>
+      <w:i/>
+      <w:iCs/>
+      <w:sz w:val="24"/>
+      <w:szCs w:val="24"/>
+    </w:rPr>
   </w:style>
   <w:style w:type="character" w:styleId="Hyperlink">
     <w:name w:val="Hyperlink"/>
-    <w:basedOn w:val="DefaultParagraphFont"/>
+    <w:basedOn w:val="Fontepargpadro"/>
     <w:uiPriority w:val="99"/>
     <w:unhideWhenUsed/>
     <w:rsid w:val="002E18FE"/>
@@ -4303,7 +4395,7 @@
       <w:szCs w:val="24"/>
     </w:rPr>
   </w:style>
-  <w:style w:type="paragraph" w:styleId="TOC2">
+  <w:style w:type="paragraph" w:styleId="Sumrio2">
     <w:name w:val="toc 2"/>
     <w:basedOn w:val="Normal"/>
     <w:next w:val="Normal"/>
@@ -4312,9 +4404,14 @@
     <w:unhideWhenUsed/>
     <w:rsid w:val="002E18FE"/>
     <w:pPr>
-      <w:spacing w:after="100"/>
+      <w:spacing w:before="120" w:after="0"/>
       <w:ind w:left="220"/>
     </w:pPr>
+    <w:rPr>
+      <w:rFonts w:asciiTheme="minorHAnsi" w:hAnsiTheme="minorHAnsi"/>
+      <w:b/>
+      <w:bCs/>
+    </w:rPr>
   </w:style>
   <w:style w:type="table" w:customStyle="1" w:styleId="a">
     <w:basedOn w:val="TableNormal1"/>
@@ -4358,9 +4455,9 @@
       </w:tblCellMar>
     </w:tblPr>
   </w:style>
-  <w:style w:type="character" w:styleId="UnresolvedMention">
+  <w:style w:type="character" w:styleId="MenoPendente">
     <w:name w:val="Unresolved Mention"/>
-    <w:basedOn w:val="DefaultParagraphFont"/>
+    <w:basedOn w:val="Fontepargpadro"/>
     <w:uiPriority w:val="99"/>
     <w:semiHidden/>
     <w:unhideWhenUsed/>
@@ -4368,6 +4465,132 @@
     <w:rPr>
       <w:color w:val="605E5C"/>
       <w:shd w:val="clear" w:color="auto" w:fill="E1DFDD"/>
+    </w:rPr>
+  </w:style>
+  <w:style w:type="paragraph" w:styleId="Sumrio3">
+    <w:name w:val="toc 3"/>
+    <w:basedOn w:val="Normal"/>
+    <w:next w:val="Normal"/>
+    <w:autoRedefine/>
+    <w:uiPriority w:val="39"/>
+    <w:unhideWhenUsed/>
+    <w:rsid w:val="00C869AA"/>
+    <w:pPr>
+      <w:spacing w:after="0"/>
+      <w:ind w:left="440"/>
+    </w:pPr>
+    <w:rPr>
+      <w:rFonts w:asciiTheme="minorHAnsi" w:hAnsiTheme="minorHAnsi"/>
+      <w:sz w:val="20"/>
+      <w:szCs w:val="20"/>
+    </w:rPr>
+  </w:style>
+  <w:style w:type="paragraph" w:styleId="Sumrio4">
+    <w:name w:val="toc 4"/>
+    <w:basedOn w:val="Normal"/>
+    <w:next w:val="Normal"/>
+    <w:autoRedefine/>
+    <w:uiPriority w:val="39"/>
+    <w:unhideWhenUsed/>
+    <w:rsid w:val="00C869AA"/>
+    <w:pPr>
+      <w:spacing w:after="0"/>
+      <w:ind w:left="660"/>
+    </w:pPr>
+    <w:rPr>
+      <w:rFonts w:asciiTheme="minorHAnsi" w:hAnsiTheme="minorHAnsi"/>
+      <w:sz w:val="20"/>
+      <w:szCs w:val="20"/>
+    </w:rPr>
+  </w:style>
+  <w:style w:type="paragraph" w:styleId="Sumrio5">
+    <w:name w:val="toc 5"/>
+    <w:basedOn w:val="Normal"/>
+    <w:next w:val="Normal"/>
+    <w:autoRedefine/>
+    <w:uiPriority w:val="39"/>
+    <w:unhideWhenUsed/>
+    <w:rsid w:val="00C869AA"/>
+    <w:pPr>
+      <w:spacing w:after="0"/>
+      <w:ind w:left="880"/>
+    </w:pPr>
+    <w:rPr>
+      <w:rFonts w:asciiTheme="minorHAnsi" w:hAnsiTheme="minorHAnsi"/>
+      <w:sz w:val="20"/>
+      <w:szCs w:val="20"/>
+    </w:rPr>
+  </w:style>
+  <w:style w:type="paragraph" w:styleId="Sumrio6">
+    <w:name w:val="toc 6"/>
+    <w:basedOn w:val="Normal"/>
+    <w:next w:val="Normal"/>
+    <w:autoRedefine/>
+    <w:uiPriority w:val="39"/>
+    <w:unhideWhenUsed/>
+    <w:rsid w:val="00C869AA"/>
+    <w:pPr>
+      <w:spacing w:after="0"/>
+      <w:ind w:left="1100"/>
+    </w:pPr>
+    <w:rPr>
+      <w:rFonts w:asciiTheme="minorHAnsi" w:hAnsiTheme="minorHAnsi"/>
+      <w:sz w:val="20"/>
+      <w:szCs w:val="20"/>
+    </w:rPr>
+  </w:style>
+  <w:style w:type="paragraph" w:styleId="Sumrio7">
+    <w:name w:val="toc 7"/>
+    <w:basedOn w:val="Normal"/>
+    <w:next w:val="Normal"/>
+    <w:autoRedefine/>
+    <w:uiPriority w:val="39"/>
+    <w:unhideWhenUsed/>
+    <w:rsid w:val="00C869AA"/>
+    <w:pPr>
+      <w:spacing w:after="0"/>
+      <w:ind w:left="1320"/>
+    </w:pPr>
+    <w:rPr>
+      <w:rFonts w:asciiTheme="minorHAnsi" w:hAnsiTheme="minorHAnsi"/>
+      <w:sz w:val="20"/>
+      <w:szCs w:val="20"/>
+    </w:rPr>
+  </w:style>
+  <w:style w:type="paragraph" w:styleId="Sumrio8">
+    <w:name w:val="toc 8"/>
+    <w:basedOn w:val="Normal"/>
+    <w:next w:val="Normal"/>
+    <w:autoRedefine/>
+    <w:uiPriority w:val="39"/>
+    <w:unhideWhenUsed/>
+    <w:rsid w:val="00C869AA"/>
+    <w:pPr>
+      <w:spacing w:after="0"/>
+      <w:ind w:left="1540"/>
+    </w:pPr>
+    <w:rPr>
+      <w:rFonts w:asciiTheme="minorHAnsi" w:hAnsiTheme="minorHAnsi"/>
+      <w:sz w:val="20"/>
+      <w:szCs w:val="20"/>
+    </w:rPr>
+  </w:style>
+  <w:style w:type="paragraph" w:styleId="Sumrio9">
+    <w:name w:val="toc 9"/>
+    <w:basedOn w:val="Normal"/>
+    <w:next w:val="Normal"/>
+    <w:autoRedefine/>
+    <w:uiPriority w:val="39"/>
+    <w:unhideWhenUsed/>
+    <w:rsid w:val="00C869AA"/>
+    <w:pPr>
+      <w:spacing w:after="0"/>
+      <w:ind w:left="1760"/>
+    </w:pPr>
+    <w:rPr>
+      <w:rFonts w:asciiTheme="minorHAnsi" w:hAnsiTheme="minorHAnsi"/>
+      <w:sz w:val="20"/>
+      <w:szCs w:val="20"/>
     </w:rPr>
   </w:style>
 </w:styles>
